--- a/lessons/2-1/homework.docx
+++ b/lessons/2-1/homework.docx
@@ -106,7 +106,55 @@
     </w:p>
     <w:p>
       <w:pPr>
-        <w:spacing w:after="60"/>
+        <w:keepNext/>
+        <w:spacing w:after="20" w:before="80"/>
+        <w:jc w:val="center"/>
+      </w:pPr>
+      <w:r>
+        <w:drawing>
+          <wp:inline distT="0" distB="0" distL="0" distR="0">
+            <wp:extent cx="1047750" cy="790575"/>
+            <wp:effectExtent t="0" r="0" b="0" l="0"/>
+            <wp:docPr id="1" name="" descr="" title=""/>
+            <wp:cNvGraphicFramePr>
+              <a:graphicFrameLocks xmlns:a="http://schemas.openxmlformats.org/drawingml/2006/main" noChangeAspect="1"/>
+            </wp:cNvGraphicFramePr>
+            <a:graphic xmlns:a="http://schemas.openxmlformats.org/drawingml/2006/main">
+              <a:graphicData uri="http://schemas.openxmlformats.org/drawingml/2006/picture">
+                <pic:pic xmlns:pic="http://schemas.openxmlformats.org/drawingml/2006/picture">
+                  <pic:nvPicPr>
+                    <pic:cNvPr id="0" name="" descr=""/>
+                    <pic:cNvPicPr>
+                      <a:picLocks noChangeAspect="1" noChangeArrowheads="1"/>
+                    </pic:cNvPicPr>
+                  </pic:nvPicPr>
+                  <pic:blipFill>
+                    <a:blip r:embed="rId7" cstate="none"/>
+                    <a:srcRect/>
+                    <a:stretch>
+                      <a:fillRect/>
+                    </a:stretch>
+                  </pic:blipFill>
+                  <pic:spPr bwMode="auto">
+                    <a:xfrm>
+                      <a:off x="0" y="0"/>
+                      <a:ext cx="1047750" cy="790575"/>
+                    </a:xfrm>
+                    <a:prstGeom prst="rect">
+                      <a:avLst/>
+                    </a:prstGeom>
+                  </pic:spPr>
+                </pic:pic>
+              </a:graphicData>
+            </a:graphic>
+          </wp:inline>
+        </w:drawing>
+      </w:r>
+    </w:p>
+    <w:p>
+      <w:pPr>
+        <w:keepNext/>
+        <w:spacing w:after="120"/>
       </w:pPr>
       <w:r>
         <w:rPr>
@@ -116,12 +164,60 @@
         <w:t xml:space="preserve">Dividend (Dividendo)</w:t>
       </w:r>
       <w:r>
-        <w:t xml:space="preserve"> — The number being divided</w:t>
-      </w:r>
-    </w:p>
-    <w:p>
-      <w:pPr>
-        <w:spacing w:after="60"/>
+        <w:t xml:space="preserve"> — The number you are splitting up in a division problem.</w:t>
+      </w:r>
+    </w:p>
+    <w:p>
+      <w:pPr>
+        <w:keepNext/>
+        <w:spacing w:after="20" w:before="80"/>
+        <w:jc w:val="center"/>
+      </w:pPr>
+      <w:r>
+        <w:drawing>
+          <wp:inline distT="0" distB="0" distL="0" distR="0">
+            <wp:extent cx="1047750" cy="790575"/>
+            <wp:effectExtent t="0" r="0" b="0" l="0"/>
+            <wp:docPr id="1" name="" descr="" title=""/>
+            <wp:cNvGraphicFramePr>
+              <a:graphicFrameLocks xmlns:a="http://schemas.openxmlformats.org/drawingml/2006/main" noChangeAspect="1"/>
+            </wp:cNvGraphicFramePr>
+            <a:graphic xmlns:a="http://schemas.openxmlformats.org/drawingml/2006/main">
+              <a:graphicData uri="http://schemas.openxmlformats.org/drawingml/2006/picture">
+                <pic:pic xmlns:pic="http://schemas.openxmlformats.org/drawingml/2006/picture">
+                  <pic:nvPicPr>
+                    <pic:cNvPr id="0" name="" descr=""/>
+                    <pic:cNvPicPr>
+                      <a:picLocks noChangeAspect="1" noChangeArrowheads="1"/>
+                    </pic:cNvPicPr>
+                  </pic:nvPicPr>
+                  <pic:blipFill>
+                    <a:blip r:embed="rId8" cstate="none"/>
+                    <a:srcRect/>
+                    <a:stretch>
+                      <a:fillRect/>
+                    </a:stretch>
+                  </pic:blipFill>
+                  <pic:spPr bwMode="auto">
+                    <a:xfrm>
+                      <a:off x="0" y="0"/>
+                      <a:ext cx="1047750" cy="790575"/>
+                    </a:xfrm>
+                    <a:prstGeom prst="rect">
+                      <a:avLst/>
+                    </a:prstGeom>
+                  </pic:spPr>
+                </pic:pic>
+              </a:graphicData>
+            </a:graphic>
+          </wp:inline>
+        </w:drawing>
+      </w:r>
+    </w:p>
+    <w:p>
+      <w:pPr>
+        <w:keepNext/>
+        <w:spacing w:after="120"/>
       </w:pPr>
       <w:r>
         <w:rPr>
@@ -131,12 +227,60 @@
         <w:t xml:space="preserve">Divisor (Divisor)</w:t>
       </w:r>
       <w:r>
-        <w:t xml:space="preserve"> — The number you divide by</w:t>
-      </w:r>
-    </w:p>
-    <w:p>
-      <w:pPr>
-        <w:spacing w:after="60"/>
+        <w:t xml:space="preserve"> — The number you split by in a division problem.</w:t>
+      </w:r>
+    </w:p>
+    <w:p>
+      <w:pPr>
+        <w:keepNext/>
+        <w:spacing w:after="20" w:before="80"/>
+        <w:jc w:val="center"/>
+      </w:pPr>
+      <w:r>
+        <w:drawing>
+          <wp:inline distT="0" distB="0" distL="0" distR="0">
+            <wp:extent cx="1047750" cy="790575"/>
+            <wp:effectExtent t="0" r="0" b="0" l="0"/>
+            <wp:docPr id="1" name="" descr="" title=""/>
+            <wp:cNvGraphicFramePr>
+              <a:graphicFrameLocks xmlns:a="http://schemas.openxmlformats.org/drawingml/2006/main" noChangeAspect="1"/>
+            </wp:cNvGraphicFramePr>
+            <a:graphic xmlns:a="http://schemas.openxmlformats.org/drawingml/2006/main">
+              <a:graphicData uri="http://schemas.openxmlformats.org/drawingml/2006/picture">
+                <pic:pic xmlns:pic="http://schemas.openxmlformats.org/drawingml/2006/picture">
+                  <pic:nvPicPr>
+                    <pic:cNvPr id="0" name="" descr=""/>
+                    <pic:cNvPicPr>
+                      <a:picLocks noChangeAspect="1" noChangeArrowheads="1"/>
+                    </pic:cNvPicPr>
+                  </pic:nvPicPr>
+                  <pic:blipFill>
+                    <a:blip r:embed="rId9" cstate="none"/>
+                    <a:srcRect/>
+                    <a:stretch>
+                      <a:fillRect/>
+                    </a:stretch>
+                  </pic:blipFill>
+                  <pic:spPr bwMode="auto">
+                    <a:xfrm>
+                      <a:off x="0" y="0"/>
+                      <a:ext cx="1047750" cy="790575"/>
+                    </a:xfrm>
+                    <a:prstGeom prst="rect">
+                      <a:avLst/>
+                    </a:prstGeom>
+                  </pic:spPr>
+                </pic:pic>
+              </a:graphicData>
+            </a:graphic>
+          </wp:inline>
+        </w:drawing>
+      </w:r>
+    </w:p>
+    <w:p>
+      <w:pPr>
+        <w:keepNext/>
+        <w:spacing w:after="120"/>
       </w:pPr>
       <w:r>
         <w:rPr>
@@ -146,12 +290,60 @@
         <w:t xml:space="preserve">Quotient (Cociente)</w:t>
       </w:r>
       <w:r>
-        <w:t xml:space="preserve"> — The result of division</w:t>
-      </w:r>
-    </w:p>
-    <w:p>
-      <w:pPr>
-        <w:spacing w:after="60"/>
+        <w:t xml:space="preserve"> — The answer when you divide.</w:t>
+      </w:r>
+    </w:p>
+    <w:p>
+      <w:pPr>
+        <w:keepNext/>
+        <w:spacing w:after="20" w:before="80"/>
+        <w:jc w:val="center"/>
+      </w:pPr>
+      <w:r>
+        <w:drawing>
+          <wp:inline distT="0" distB="0" distL="0" distR="0">
+            <wp:extent cx="1047750" cy="790575"/>
+            <wp:effectExtent t="0" r="0" b="0" l="0"/>
+            <wp:docPr id="1" name="" descr="" title=""/>
+            <wp:cNvGraphicFramePr>
+              <a:graphicFrameLocks xmlns:a="http://schemas.openxmlformats.org/drawingml/2006/main" noChangeAspect="1"/>
+            </wp:cNvGraphicFramePr>
+            <a:graphic xmlns:a="http://schemas.openxmlformats.org/drawingml/2006/main">
+              <a:graphicData uri="http://schemas.openxmlformats.org/drawingml/2006/picture">
+                <pic:pic xmlns:pic="http://schemas.openxmlformats.org/drawingml/2006/picture">
+                  <pic:nvPicPr>
+                    <pic:cNvPr id="0" name="" descr=""/>
+                    <pic:cNvPicPr>
+                      <a:picLocks noChangeAspect="1" noChangeArrowheads="1"/>
+                    </pic:cNvPicPr>
+                  </pic:nvPicPr>
+                  <pic:blipFill>
+                    <a:blip r:embed="rId10" cstate="none"/>
+                    <a:srcRect/>
+                    <a:stretch>
+                      <a:fillRect/>
+                    </a:stretch>
+                  </pic:blipFill>
+                  <pic:spPr bwMode="auto">
+                    <a:xfrm>
+                      <a:off x="0" y="0"/>
+                      <a:ext cx="1047750" cy="790575"/>
+                    </a:xfrm>
+                    <a:prstGeom prst="rect">
+                      <a:avLst/>
+                    </a:prstGeom>
+                  </pic:spPr>
+                </pic:pic>
+              </a:graphicData>
+            </a:graphic>
+          </wp:inline>
+        </w:drawing>
+      </w:r>
+    </w:p>
+    <w:p>
+      <w:pPr>
+        <w:keepNext/>
+        <w:spacing w:after="120"/>
       </w:pPr>
       <w:r>
         <w:rPr>
@@ -161,12 +353,60 @@
         <w:t xml:space="preserve">Reciprocal (Recíproco)</w:t>
       </w:r>
       <w:r>
-        <w:t xml:space="preserve"> — A fraction flipped — the numerator and denominator switch</w:t>
-      </w:r>
-    </w:p>
-    <w:p>
-      <w:pPr>
-        <w:spacing w:after="60"/>
+        <w:t xml:space="preserve"> — A fraction turned upside down.</w:t>
+      </w:r>
+    </w:p>
+    <w:p>
+      <w:pPr>
+        <w:keepNext/>
+        <w:spacing w:after="20" w:before="80"/>
+        <w:jc w:val="center"/>
+      </w:pPr>
+      <w:r>
+        <w:drawing>
+          <wp:inline distT="0" distB="0" distL="0" distR="0">
+            <wp:extent cx="1047750" cy="790575"/>
+            <wp:effectExtent t="0" r="0" b="0" l="0"/>
+            <wp:docPr id="1" name="" descr="" title=""/>
+            <wp:cNvGraphicFramePr>
+              <a:graphicFrameLocks xmlns:a="http://schemas.openxmlformats.org/drawingml/2006/main" noChangeAspect="1"/>
+            </wp:cNvGraphicFramePr>
+            <a:graphic xmlns:a="http://schemas.openxmlformats.org/drawingml/2006/main">
+              <a:graphicData uri="http://schemas.openxmlformats.org/drawingml/2006/picture">
+                <pic:pic xmlns:pic="http://schemas.openxmlformats.org/drawingml/2006/picture">
+                  <pic:nvPicPr>
+                    <pic:cNvPr id="0" name="" descr=""/>
+                    <pic:cNvPicPr>
+                      <a:picLocks noChangeAspect="1" noChangeArrowheads="1"/>
+                    </pic:cNvPicPr>
+                  </pic:nvPicPr>
+                  <pic:blipFill>
+                    <a:blip r:embed="rId11" cstate="none"/>
+                    <a:srcRect/>
+                    <a:stretch>
+                      <a:fillRect/>
+                    </a:stretch>
+                  </pic:blipFill>
+                  <pic:spPr bwMode="auto">
+                    <a:xfrm>
+                      <a:off x="0" y="0"/>
+                      <a:ext cx="1047750" cy="790575"/>
+                    </a:xfrm>
+                    <a:prstGeom prst="rect">
+                      <a:avLst/>
+                    </a:prstGeom>
+                  </pic:spPr>
+                </pic:pic>
+              </a:graphicData>
+            </a:graphic>
+          </wp:inline>
+        </w:drawing>
+      </w:r>
+    </w:p>
+    <w:p>
+      <w:pPr>
+        <w:keepNext/>
+        <w:spacing w:after="120"/>
       </w:pPr>
       <w:r>
         <w:rPr>
@@ -176,7 +416,7 @@
         <w:t xml:space="preserve">Unit fraction (Fracción unitaria)</w:t>
       </w:r>
       <w:r>
-        <w:t xml:space="preserve"> — A fraction with a numerator of 1</w:t>
+        <w:t xml:space="preserve"> — A fraction with 1 on top, like 1/4.</w:t>
       </w:r>
     </w:p>
     <w:p>

--- a/lessons/2-1/homework.docx
+++ b/lessons/2-1/homework.docx
@@ -24,7 +24,7 @@
           <w:i/>
           <w:iCs/>
         </w:rPr>
-        <w:t xml:space="preserve">Lesson 2-1  •  Standard 6.NS.1</w:t>
+        <w:t xml:space="preserve">Lesson 2-1  •  Standard 6.NOS.1</w:t>
       </w:r>
     </w:p>
     <w:p>
@@ -823,39 +823,43 @@
           <w:b/>
           <w:bCs/>
         </w:rPr>
-        <w:t xml:space="preserve">5. What does 6 ÷ (1/3) mean?</w:t>
-      </w:r>
-    </w:p>
-    <w:p>
-      <w:pPr>
-        <w:spacing w:after="40" w:before="0"/>
-      </w:pPr>
-      <w:r>
-        <w:t xml:space="preserve">     A. How many thirds are in 6</w:t>
-      </w:r>
-    </w:p>
-    <w:p>
-      <w:pPr>
-        <w:spacing w:after="40" w:before="0"/>
-      </w:pPr>
-      <w:r>
-        <w:t xml:space="preserve">     B. One third of 6</w:t>
-      </w:r>
-    </w:p>
-    <w:p>
-      <w:pPr>
-        <w:spacing w:after="40" w:before="0"/>
-      </w:pPr>
-      <w:r>
-        <w:t xml:space="preserve">     C. 6 minus a third</w:t>
-      </w:r>
-    </w:p>
-    <w:p>
-      <w:pPr>
-        <w:spacing w:after="40" w:before="0"/>
-      </w:pPr>
-      <w:r>
-        <w:t xml:space="preserve">     D. 6 times 3 then minus</w:t>
+        <w:t xml:space="preserve">5. onLevel — Spot the Common Mistake</w:t>
+      </w:r>
+    </w:p>
+    <w:p>
+      <w:pPr>
+        <w:spacing w:after="40" w:before="0"/>
+      </w:pPr>
+      <w:r>
+        <w:t xml:space="preserve">   Step 1 (Read): A student is working on Interpret Division of Fractions.</w:t>
+      </w:r>
+    </w:p>
+    <w:p>
+      <w:pPr>
+        <w:spacing w:after="40" w:before="0"/>
+      </w:pPr>
+      <w:r>
+        <w:t xml:space="preserve">   Step 2 (Attempt): They ignored the rule: Dividing by a fraction smaller than 1 gives an answer BIGGER than what you started with, because many tiny pieces fit inside.</w:t>
+      </w:r>
+    </w:p>
+    <w:p>
+      <w:pPr>
+        <w:spacing w:after="40" w:before="0"/>
+      </w:pPr>
+      <w:r>
+        <w:t xml:space="preserve">   Step 3 (Check): The answer does not match the math rule from class.</w:t>
+      </w:r>
+    </w:p>
+    <w:p>
+      <w:pPr>
+        <w:spacing w:after="60" w:before="0"/>
+      </w:pPr>
+      <w:r>
+        <w:rPr>
+          <w:i/>
+          <w:iCs/>
+        </w:rPr>
+        <w:t xml:space="preserve">Which step has the mistake? Explain and fix it:</w:t>
       </w:r>
     </w:p>
     <w:p>
@@ -871,6 +875,28 @@
     </w:p>
     <w:p>
       <w:pPr>
+        <w:spacing w:after="60" w:before="120"/>
+      </w:pPr>
+      <w:r>
+        <w:rPr>
+          <w:color w:val="BBBBBB"/>
+        </w:rPr>
+        <w:t xml:space="preserve">______________________________________________________________________</w:t>
+      </w:r>
+    </w:p>
+    <w:p>
+      <w:pPr>
+        <w:spacing w:after="60" w:before="120"/>
+      </w:pPr>
+      <w:r>
+        <w:rPr>
+          <w:color w:val="BBBBBB"/>
+        </w:rPr>
+        <w:t xml:space="preserve">______________________________________________________________________</w:t>
+      </w:r>
+    </w:p>
+    <w:p>
+      <w:pPr>
         <w:spacing w:after="80" w:before="0"/>
       </w:pPr>
       <w:r>
@@ -878,39 +904,39 @@
           <w:b/>
           <w:bCs/>
         </w:rPr>
-        <w:t xml:space="preserve">6. A teacher has 4 cups of juice and pours 1/2 cup per serving. How many servings?</w:t>
-      </w:r>
-    </w:p>
-    <w:p>
-      <w:pPr>
-        <w:spacing w:after="40" w:before="0"/>
-      </w:pPr>
-      <w:r>
-        <w:t xml:space="preserve">     A. 8</w:t>
-      </w:r>
-    </w:p>
-    <w:p>
-      <w:pPr>
-        <w:spacing w:after="40" w:before="0"/>
-      </w:pPr>
-      <w:r>
-        <w:t xml:space="preserve">     B. 2</w:t>
-      </w:r>
-    </w:p>
-    <w:p>
-      <w:pPr>
-        <w:spacing w:after="40" w:before="0"/>
-      </w:pPr>
-      <w:r>
-        <w:t xml:space="preserve">     C. 4</w:t>
-      </w:r>
-    </w:p>
-    <w:p>
-      <w:pPr>
-        <w:spacing w:after="40" w:before="0"/>
-      </w:pPr>
-      <w:r>
-        <w:t xml:space="preserve">     D. 6</w:t>
+        <w:t xml:space="preserve">6. Agent Cole has 8 feet of evidence rope and cuts it into 1/3-foot pieces for tagging. What does 8 ÷ 1/3 mean?</w:t>
+      </w:r>
+    </w:p>
+    <w:p>
+      <w:pPr>
+        <w:spacing w:after="40" w:before="0"/>
+      </w:pPr>
+      <w:r>
+        <w:t xml:space="preserve">     A. How many 1/3-foot pieces fit into 8 feet</w:t>
+      </w:r>
+    </w:p>
+    <w:p>
+      <w:pPr>
+        <w:spacing w:after="40" w:before="0"/>
+      </w:pPr>
+      <w:r>
+        <w:t xml:space="preserve">     B. 1/3 of the 8 feet of rope</w:t>
+      </w:r>
+    </w:p>
+    <w:p>
+      <w:pPr>
+        <w:spacing w:after="40" w:before="0"/>
+      </w:pPr>
+      <w:r>
+        <w:t xml:space="preserve">     C. 8 feet shortened by 1/3 of a foot</w:t>
+      </w:r>
+    </w:p>
+    <w:p>
+      <w:pPr>
+        <w:spacing w:after="40" w:before="0"/>
+      </w:pPr>
+      <w:r>
+        <w:t xml:space="preserve">     D. 8 pieces that are each 1/3 foot long</w:t>
       </w:r>
     </w:p>
     <w:p>
@@ -933,39 +959,39 @@
           <w:b/>
           <w:bCs/>
         </w:rPr>
-        <w:t xml:space="preserve">7. Which division does this picture show: a length of 3 split into 1/4-size pieces?</w:t>
-      </w:r>
-    </w:p>
-    <w:p>
-      <w:pPr>
-        <w:spacing w:after="40" w:before="0"/>
-      </w:pPr>
-      <w:r>
-        <w:t xml:space="preserve">     A. 3 ÷ (1/4) = 12</w:t>
-      </w:r>
-    </w:p>
-    <w:p>
-      <w:pPr>
-        <w:spacing w:after="40" w:before="0"/>
-      </w:pPr>
-      <w:r>
-        <w:t xml:space="preserve">     B. 3 ÷ 4 = 3/4</w:t>
-      </w:r>
-    </w:p>
-    <w:p>
-      <w:pPr>
-        <w:spacing w:after="40" w:before="0"/>
-      </w:pPr>
-      <w:r>
-        <w:t xml:space="preserve">     C. 1/4 ÷ 3</w:t>
-      </w:r>
-    </w:p>
-    <w:p>
-      <w:pPr>
-        <w:spacing w:after="40" w:before="0"/>
-      </w:pPr>
-      <w:r>
-        <w:t xml:space="preserve">     D. 3 × 4 = 7</w:t>
+        <w:t xml:space="preserve">7. Picture clue: a 5-inch fingerprint strip is split into 1/6-inch slivers under the microscope. Which division does the picture show, and what is the count?</w:t>
+      </w:r>
+    </w:p>
+    <w:p>
+      <w:pPr>
+        <w:spacing w:after="40" w:before="0"/>
+      </w:pPr>
+      <w:r>
+        <w:t xml:space="preserve">     A. 5 ÷ 1/6 = 30 slivers</w:t>
+      </w:r>
+    </w:p>
+    <w:p>
+      <w:pPr>
+        <w:spacing w:after="40" w:before="0"/>
+      </w:pPr>
+      <w:r>
+        <w:t xml:space="preserve">     B. 5 ÷ 6 = 5/6 of a sliver</w:t>
+      </w:r>
+    </w:p>
+    <w:p>
+      <w:pPr>
+        <w:spacing w:after="40" w:before="0"/>
+      </w:pPr>
+      <w:r>
+        <w:t xml:space="preserve">     C. 1/6 ÷ 5 = 1/30 sliver</w:t>
+      </w:r>
+    </w:p>
+    <w:p>
+      <w:pPr>
+        <w:spacing w:after="40" w:before="0"/>
+      </w:pPr>
+      <w:r>
+        <w:t xml:space="preserve">     D. 5 × 1/6 = 5/6 of an inch</w:t>
       </w:r>
     </w:p>
     <w:p>
@@ -988,39 +1014,331 @@
           <w:b/>
           <w:bCs/>
         </w:rPr>
-        <w:t xml:space="preserve">8. How many 2/3-cup scoops are in 4 cups?</w:t>
-      </w:r>
-    </w:p>
-    <w:p>
-      <w:pPr>
-        <w:spacing w:after="40" w:before="0"/>
-      </w:pPr>
-      <w:r>
-        <w:t xml:space="preserve">     A. 6</w:t>
-      </w:r>
-    </w:p>
-    <w:p>
-      <w:pPr>
-        <w:spacing w:after="40" w:before="0"/>
-      </w:pPr>
-      <w:r>
-        <w:t xml:space="preserve">     B. 8</w:t>
-      </w:r>
-    </w:p>
-    <w:p>
-      <w:pPr>
-        <w:spacing w:after="40" w:before="0"/>
-      </w:pPr>
-      <w:r>
-        <w:t xml:space="preserve">     C. 3</w:t>
-      </w:r>
-    </w:p>
-    <w:p>
-      <w:pPr>
-        <w:spacing w:after="40" w:before="0"/>
-      </w:pPr>
-      <w:r>
-        <w:t xml:space="preserve">     D. 2</w:t>
+        <w:t xml:space="preserve">8. Match each detective story to the fraction-division expression and quotient that solves it.</w:t>
+      </w:r>
+    </w:p>
+    <w:tbl>
+      <w:tblPr>
+        <w:tblW w:type="pct" w:w="100%"/>
+        <w:tblBorders>
+          <w:top w:val="single" w:color="auto" w:sz="4"/>
+          <w:left w:val="single" w:color="auto" w:sz="4"/>
+          <w:bottom w:val="single" w:color="auto" w:sz="4"/>
+          <w:right w:val="single" w:color="auto" w:sz="4"/>
+          <w:insideH w:val="single" w:color="auto" w:sz="4"/>
+          <w:insideV w:val="single" w:color="auto" w:sz="4"/>
+        </w:tblBorders>
+      </w:tblPr>
+      <w:tblGrid>
+        <w:gridCol w:w="100"/>
+        <w:gridCol w:w="100"/>
+      </w:tblGrid>
+      <w:tr>
+        <w:trPr>
+          <w:tblHeader/>
+        </w:trPr>
+        <w:tc>
+          <w:tcPr>
+            <w:tcW w:type="pct" w:w="50%"/>
+          </w:tcPr>
+          <w:p>
+            <w:r>
+              <w:rPr>
+                <w:b/>
+                <w:bCs/>
+              </w:rPr>
+              <w:t xml:space="preserve">Item</w:t>
+            </w:r>
+          </w:p>
+        </w:tc>
+        <w:tc>
+          <w:tcPr>
+            <w:tcW w:type="pct" w:w="50%"/>
+          </w:tcPr>
+          <w:p>
+            <w:r>
+              <w:rPr>
+                <w:b/>
+                <w:bCs/>
+              </w:rPr>
+              <w:t xml:space="preserve">Answer choices</w:t>
+            </w:r>
+          </w:p>
+        </w:tc>
+      </w:tr>
+      <w:tr>
+        <w:tc>
+          <w:tcPr>
+            <w:tcW w:type="pct" w:w="50%"/>
+          </w:tcPr>
+          <w:p>
+            <w:r>
+              <w:t xml:space="preserve">____  A 9-yard trail of footprints is marked off in 1/3-yard steps.</w:t>
+            </w:r>
+          </w:p>
+        </w:tc>
+        <w:tc>
+          <w:tcPr>
+            <w:tcW w:type="pct" w:w="50%"/>
+          </w:tcPr>
+          <w:p>
+            <w:r>
+              <w:t xml:space="preserve">E. 8 ÷ 1/5 = 40</w:t>
+            </w:r>
+          </w:p>
+        </w:tc>
+      </w:tr>
+      <w:tr>
+        <w:tc>
+          <w:tcPr>
+            <w:tcW w:type="pct" w:w="50%"/>
+          </w:tcPr>
+          <w:p>
+            <w:r>
+              <w:t xml:space="preserve">____  A 7-foot crime-scene barrier is taped into 1/4-foot zones.</w:t>
+            </w:r>
+          </w:p>
+        </w:tc>
+        <w:tc>
+          <w:tcPr>
+            <w:tcW w:type="pct" w:w="50%"/>
+          </w:tcPr>
+          <w:p>
+            <w:r>
+              <w:t xml:space="preserve">D. 6 ÷ 1/6 = 36</w:t>
+            </w:r>
+          </w:p>
+        </w:tc>
+      </w:tr>
+      <w:tr>
+        <w:tc>
+          <w:tcPr>
+            <w:tcW w:type="pct" w:w="50%"/>
+          </w:tcPr>
+          <w:p>
+            <w:r>
+              <w:t xml:space="preserve">____  A 10-cup batch of fingerprint powder is bottled in 1/2-cup jars.</w:t>
+            </w:r>
+          </w:p>
+        </w:tc>
+        <w:tc>
+          <w:tcPr>
+            <w:tcW w:type="pct" w:w="50%"/>
+          </w:tcPr>
+          <w:p>
+            <w:r>
+              <w:t xml:space="preserve">C. 10 ÷ 1/2 = 20</w:t>
+            </w:r>
+          </w:p>
+        </w:tc>
+      </w:tr>
+      <w:tr>
+        <w:tc>
+          <w:tcPr>
+            <w:tcW w:type="pct" w:w="50%"/>
+          </w:tcPr>
+          <w:p>
+            <w:r>
+              <w:t xml:space="preserve">____  A 6-foot wire of evidence is cut into 1/6-foot samples.</w:t>
+            </w:r>
+          </w:p>
+        </w:tc>
+        <w:tc>
+          <w:tcPr>
+            <w:tcW w:type="pct" w:w="50%"/>
+          </w:tcPr>
+          <w:p>
+            <w:r>
+              <w:t xml:space="preserve">B. 7 ÷ 1/4 = 28</w:t>
+            </w:r>
+          </w:p>
+        </w:tc>
+      </w:tr>
+      <w:tr>
+        <w:tc>
+          <w:tcPr>
+            <w:tcW w:type="pct" w:w="50%"/>
+          </w:tcPr>
+          <w:p>
+            <w:r>
+              <w:t xml:space="preserve">____  An 8-meter surveillance reel is logged in 1/5-meter clips.</w:t>
+            </w:r>
+          </w:p>
+        </w:tc>
+        <w:tc>
+          <w:tcPr>
+            <w:tcW w:type="pct" w:w="50%"/>
+          </w:tcPr>
+          <w:p>
+            <w:r>
+              <w:t xml:space="preserve">A. 9 ÷ 1/3 = 27</w:t>
+            </w:r>
+          </w:p>
+        </w:tc>
+      </w:tr>
+    </w:tbl>
+    <w:p>
+      <w:pPr>
+        <w:spacing w:after="60" w:before="120"/>
+      </w:pPr>
+      <w:r>
+        <w:rPr>
+          <w:color w:val="BBBBBB"/>
+        </w:rPr>
+        <w:t xml:space="preserve">______________________________________________________________________</w:t>
+      </w:r>
+    </w:p>
+    <w:p>
+      <w:pPr>
+        <w:spacing w:after="80" w:before="0"/>
+      </w:pPr>
+      <w:r>
+        <w:rPr>
+          <w:b/>
+          <w:bCs/>
+        </w:rPr>
+        <w:t xml:space="preserve">9. A detective must label each story: is the question asking 'how many groups (pieces)?' or 'how big is each share?'</w:t>
+      </w:r>
+    </w:p>
+    <w:p>
+      <w:pPr>
+        <w:spacing w:after="80" w:before="0"/>
+      </w:pPr>
+      <w:r>
+        <w:rPr>
+          <w:i/>
+          <w:iCs/>
+        </w:rPr>
+        <w:t xml:space="preserve">Groups: Asking: How Many Groups (Pieces)?   |   Asking: How Big Is Each Share?</w:t>
+      </w:r>
+    </w:p>
+    <w:p>
+      <w:pPr>
+        <w:spacing w:after="40" w:before="0"/>
+      </w:pPr>
+      <w:r>
+        <w:t xml:space="preserve">   • How many 1/4-foot pieces fit into 9 feet of tape? (9 ÷ 1/4)   → __________________</w:t>
+      </w:r>
+    </w:p>
+    <w:p>
+      <w:pPr>
+        <w:spacing w:after="40" w:before="0"/>
+      </w:pPr>
+      <w:r>
+        <w:t xml:space="preserve">   • How many 1/3-yard steps fit into 9 yards of footprints? (9 ÷ 1/3)   → __________________</w:t>
+      </w:r>
+    </w:p>
+    <w:p>
+      <w:pPr>
+        <w:spacing w:after="40" w:before="0"/>
+      </w:pPr>
+      <w:r>
+        <w:t xml:space="preserve">   • How many 1/5-meter clips are in an 8-meter reel? (8 ÷ 1/5)   → __________________</w:t>
+      </w:r>
+    </w:p>
+    <w:p>
+      <w:pPr>
+        <w:spacing w:after="40" w:before="0"/>
+      </w:pPr>
+      <w:r>
+        <w:t xml:space="preserve">   • 6 feet of wire shared equally among 3 agents — how long is each share?   → __________________</w:t>
+      </w:r>
+    </w:p>
+    <w:p>
+      <w:pPr>
+        <w:spacing w:after="40" w:before="0"/>
+      </w:pPr>
+      <w:r>
+        <w:t xml:space="preserve">   • 12 photos sorted equally into 4 case files — how many per file?   → __________________</w:t>
+      </w:r>
+    </w:p>
+    <w:p>
+      <w:pPr>
+        <w:spacing w:after="40" w:before="0"/>
+      </w:pPr>
+      <w:r>
+        <w:t xml:space="preserve">   • 20 minutes of footage split evenly across 5 suspects — how long is each clip?   → __________________</w:t>
+      </w:r>
+    </w:p>
+    <w:p>
+      <w:pPr>
+        <w:spacing w:after="60" w:before="120"/>
+      </w:pPr>
+      <w:r>
+        <w:rPr>
+          <w:color w:val="BBBBBB"/>
+        </w:rPr>
+        <w:t xml:space="preserve">______________________________________________________________________</w:t>
+      </w:r>
+    </w:p>
+    <w:p>
+      <w:pPr>
+        <w:spacing w:after="80" w:before="0"/>
+      </w:pPr>
+      <w:r>
+        <w:rPr>
+          <w:b/>
+          <w:bCs/>
+        </w:rPr>
+        <w:t xml:space="preserve">10. Level 2 Extension — Which Question Is Being Asked?</w:t>
+      </w:r>
+    </w:p>
+    <w:p>
+      <w:pPr>
+        <w:spacing w:after="40" w:before="0"/>
+      </w:pPr>
+      <w:r>
+        <w:t xml:space="preserve">   Step 1 (Case file): A 9-foot strip of evidence tape is cut into 1/4-foot pieces. How many pieces?</w:t>
+      </w:r>
+    </w:p>
+    <w:p>
+      <w:pPr>
+        <w:spacing w:after="40" w:before="0"/>
+      </w:pPr>
+      <w:r>
+        <w:t xml:space="preserve">   Step 2 (Detective writes): This is 1/4 ÷ 9 — split the 1/4-foot piece among 9 sections.</w:t>
+      </w:r>
+    </w:p>
+    <w:p>
+      <w:pPr>
+        <w:spacing w:after="40" w:before="0"/>
+      </w:pPr>
+      <w:r>
+        <w:t xml:space="preserve">   Step 3 (Detective's answer): 1/36 of a foot per piece</w:t>
+      </w:r>
+    </w:p>
+    <w:p>
+      <w:pPr>
+        <w:spacing w:after="60" w:before="0"/>
+      </w:pPr>
+      <w:r>
+        <w:rPr>
+          <w:i/>
+          <w:iCs/>
+        </w:rPr>
+        <w:t xml:space="preserve">Which step has the mistake? Explain and fix it:</w:t>
+      </w:r>
+    </w:p>
+    <w:p>
+      <w:pPr>
+        <w:spacing w:after="60" w:before="120"/>
+      </w:pPr>
+      <w:r>
+        <w:rPr>
+          <w:color w:val="BBBBBB"/>
+        </w:rPr>
+        <w:t xml:space="preserve">______________________________________________________________________</w:t>
+      </w:r>
+    </w:p>
+    <w:p>
+      <w:pPr>
+        <w:spacing w:after="60" w:before="120"/>
+      </w:pPr>
+      <w:r>
+        <w:rPr>
+          <w:color w:val="BBBBBB"/>
+        </w:rPr>
+        <w:t xml:space="preserve">______________________________________________________________________</w:t>
       </w:r>
     </w:p>
     <w:p>
@@ -1066,10 +1384,22 @@
     </w:p>
     <w:p>
       <w:pPr>
+        <w:spacing w:after="20" w:before="0"/>
+      </w:pPr>
+      <w:r>
+        <w:t xml:space="preserve">     3 ÷ 1/4 asks: how many 1/4-size pieces fit into 3? The answer is 12, because each whole has 4 fourths, and 3 × 4 = 12.</w:t>
+      </w:r>
+    </w:p>
+    <w:p>
+      <w:pPr>
         <w:spacing w:after="80" w:before="0"/>
       </w:pPr>
       <w:r>
-        <w:t xml:space="preserve">     3 ÷ 1/4 asks: how many 1/4-size pieces fit into 3? The answer is 12, because each whole has 4 fourths, and 3 × 4 = 12.</w:t>
+        <w:rPr>
+          <w:i/>
+          <w:iCs/>
+        </w:rPr>
+        <w:t xml:space="preserve">     Watch for: A common mistake in Interpret Division of Fractions is skipping the key idea: "Dividing by a fraction smaller than 1 gives an answer BIGGER than what you started with, because many tiny pieces fit inside." — always check your work against this rule before you submit.</w:t>
       </w:r>
     </w:p>
     <w:p>
@@ -1086,10 +1416,22 @@
     </w:p>
     <w:p>
       <w:pPr>
+        <w:spacing w:after="20" w:before="0"/>
+      </w:pPr>
+      <w:r>
+        <w:t xml:space="preserve">     Finding how many 1/3-size pieces fit into 2 is represented by 2 ÷ 1/3. The answer is 6.</w:t>
+      </w:r>
+    </w:p>
+    <w:p>
+      <w:pPr>
         <w:spacing w:after="80" w:before="0"/>
       </w:pPr>
       <w:r>
-        <w:t xml:space="preserve">     Finding how many 1/3-size pieces fit into 2 is represented by 2 ÷ 1/3. The answer is 6.</w:t>
+        <w:rPr>
+          <w:i/>
+          <w:iCs/>
+        </w:rPr>
+        <w:t xml:space="preserve">     Watch for: A common mistake in Interpret Division of Fractions is skipping the key idea: "Dividing by a fraction smaller than 1 gives an answer BIGGER than what you started with, because many tiny pieces fit inside." — always check your work against this rule before you submit.</w:t>
       </w:r>
     </w:p>
     <w:p>
@@ -1174,22 +1516,70 @@
     </w:p>
     <w:p>
       <w:pPr>
+        <w:spacing w:after="20" w:before="0"/>
+      </w:pPr>
+      <w:r>
+        <w:t xml:space="preserve">     You are finding how many 1/4-foot pieces fit into 5 feet, which is 5 ÷ 1/4 = 5 × 4 = 20 books.</w:t>
+      </w:r>
+    </w:p>
+    <w:p>
+      <w:pPr>
         <w:spacing w:after="80" w:before="0"/>
       </w:pPr>
       <w:r>
-        <w:t xml:space="preserve">     You are finding how many 1/4-foot pieces fit into 5 feet, which is 5 ÷ 1/4 = 5 × 4 = 20 books.</w:t>
-      </w:r>
-    </w:p>
-    <w:p>
-      <w:pPr>
-        <w:spacing w:after="40" w:before="0"/>
-      </w:pPr>
-      <w:r>
-        <w:rPr>
-          <w:b/>
-          <w:bCs/>
-        </w:rPr>
-        <w:t xml:space="preserve">5. A. How many thirds are in 6</w:t>
+        <w:rPr>
+          <w:i/>
+          <w:iCs/>
+        </w:rPr>
+        <w:t xml:space="preserve">     Watch for: A common mistake in Interpret Division of Fractions is skipping the key idea: "Dividing by a fraction smaller than 1 gives an answer BIGGER than what you started with, because many tiny pieces fit inside." — always check your work against this rule before you submit.</w:t>
+      </w:r>
+    </w:p>
+    <w:p>
+      <w:pPr>
+        <w:spacing w:after="40" w:before="0"/>
+      </w:pPr>
+      <w:r>
+        <w:rPr>
+          <w:b/>
+          <w:bCs/>
+        </w:rPr>
+        <w:t xml:space="preserve">5. onLevel — Spot the Common Mistake</w:t>
+      </w:r>
+    </w:p>
+    <w:p>
+      <w:pPr>
+        <w:spacing w:after="20" w:before="0"/>
+      </w:pPr>
+      <w:r>
+        <w:t xml:space="preserve">     The mistake is in Step 2.</w:t>
+      </w:r>
+    </w:p>
+    <w:p>
+      <w:pPr>
+        <w:spacing w:after="20" w:before="0"/>
+      </w:pPr>
+      <w:r>
+        <w:t xml:space="preserve">     Correct work: Follow the key idea: Dividing by a fraction smaller than 1 gives an answer BIGGER than what you started with, because many tiny pieces fit inside.</w:t>
+      </w:r>
+    </w:p>
+    <w:p>
+      <w:pPr>
+        <w:spacing w:after="40" w:before="0"/>
+      </w:pPr>
+      <w:r>
+        <w:rPr>
+          <w:b/>
+          <w:bCs/>
+        </w:rPr>
+        <w:t xml:space="preserve">6. A. How many 1/3-foot pieces fit into 8 feet</w:t>
+      </w:r>
+    </w:p>
+    <w:p>
+      <w:pPr>
+        <w:spacing w:after="20" w:before="0"/>
+      </w:pPr>
+      <w:r>
+        <w:t xml:space="preserve">     Dividing by 1/3 asks how many 1/3-foot pieces fit into 8 feet. Each foot holds 3 thirds, so 8 × 3 = 24 pieces.</w:t>
       </w:r>
     </w:p>
     <w:p>
@@ -1197,19 +1587,31 @@
         <w:spacing w:after="80" w:before="0"/>
       </w:pPr>
       <w:r>
-        <w:t xml:space="preserve">     Dividing by 1/3 asks how many one-third pieces fit into 6. The answer is 18.</w:t>
-      </w:r>
-    </w:p>
-    <w:p>
-      <w:pPr>
-        <w:spacing w:after="40" w:before="0"/>
-      </w:pPr>
-      <w:r>
-        <w:rPr>
-          <w:b/>
-          <w:bCs/>
-        </w:rPr>
-        <w:t xml:space="preserve">6. A. 8</w:t>
+        <w:rPr>
+          <w:i/>
+          <w:iCs/>
+        </w:rPr>
+        <w:t xml:space="preserve">     Watch for: A common mistake in Interpret Division of Fractions is skipping the key idea: "Dividing by a fraction smaller than 1 gives an answer BIGGER than what you started with, because many tiny pieces fit inside." — always check your work against this rule before you submit.</w:t>
+      </w:r>
+    </w:p>
+    <w:p>
+      <w:pPr>
+        <w:spacing w:after="40" w:before="0"/>
+      </w:pPr>
+      <w:r>
+        <w:rPr>
+          <w:b/>
+          <w:bCs/>
+        </w:rPr>
+        <w:t xml:space="preserve">7. A. 5 ÷ 1/6 = 30 slivers</w:t>
+      </w:r>
+    </w:p>
+    <w:p>
+      <w:pPr>
+        <w:spacing w:after="20" w:before="0"/>
+      </w:pPr>
+      <w:r>
+        <w:t xml:space="preserve">     How many 1/6-inch slivers fit into 5 inches? Each inch holds 6 sixths, so 5 × 6 = 30 slivers.</w:t>
       </w:r>
     </w:p>
     <w:p>
@@ -1217,47 +1619,167 @@
         <w:spacing w:after="80" w:before="0"/>
       </w:pPr>
       <w:r>
-        <w:t xml:space="preserve">     4 ÷ (1/2) = 4 × 2 = 8 servings.</w:t>
-      </w:r>
-    </w:p>
-    <w:p>
-      <w:pPr>
-        <w:spacing w:after="40" w:before="0"/>
-      </w:pPr>
-      <w:r>
-        <w:rPr>
-          <w:b/>
-          <w:bCs/>
-        </w:rPr>
-        <w:t xml:space="preserve">7. A. 3 ÷ (1/4) = 12</w:t>
-      </w:r>
-    </w:p>
-    <w:p>
-      <w:pPr>
-        <w:spacing w:after="80" w:before="0"/>
-      </w:pPr>
-      <w:r>
-        <w:t xml:space="preserve">     Each whole holds 4 fourths, so 3 wholes hold 12 fourths.</w:t>
-      </w:r>
-    </w:p>
-    <w:p>
-      <w:pPr>
-        <w:spacing w:after="40" w:before="0"/>
-      </w:pPr>
-      <w:r>
-        <w:rPr>
-          <w:b/>
-          <w:bCs/>
-        </w:rPr>
-        <w:t xml:space="preserve">8. A. 6</w:t>
-      </w:r>
-    </w:p>
-    <w:p>
-      <w:pPr>
-        <w:spacing w:after="80" w:before="0"/>
-      </w:pPr>
-      <w:r>
-        <w:t xml:space="preserve">     4 ÷ (2/3) = 4 × (3/2) = 12/2 = 6 scoops.</w:t>
+        <w:rPr>
+          <w:i/>
+          <w:iCs/>
+        </w:rPr>
+        <w:t xml:space="preserve">     Watch for: A common mistake in Interpret Division of Fractions is skipping the key idea: "Dividing by a fraction smaller than 1 gives an answer BIGGER than what you started with, because many tiny pieces fit inside." — always check your work against this rule before you submit.</w:t>
+      </w:r>
+    </w:p>
+    <w:p>
+      <w:pPr>
+        <w:spacing w:after="40" w:before="0"/>
+      </w:pPr>
+      <w:r>
+        <w:rPr>
+          <w:b/>
+          <w:bCs/>
+        </w:rPr>
+        <w:t xml:space="preserve">8. Matches:</w:t>
+      </w:r>
+    </w:p>
+    <w:p>
+      <w:pPr>
+        <w:spacing w:after="20" w:before="0"/>
+      </w:pPr>
+      <w:r>
+        <w:t xml:space="preserve">     A 9-yard trail of footprints is marked off in 1/3-yard steps. → 9 ÷ 1/3 = 27</w:t>
+      </w:r>
+    </w:p>
+    <w:p>
+      <w:pPr>
+        <w:spacing w:after="20" w:before="0"/>
+      </w:pPr>
+      <w:r>
+        <w:t xml:space="preserve">     A 7-foot crime-scene barrier is taped into 1/4-foot zones. → 7 ÷ 1/4 = 28</w:t>
+      </w:r>
+    </w:p>
+    <w:p>
+      <w:pPr>
+        <w:spacing w:after="20" w:before="0"/>
+      </w:pPr>
+      <w:r>
+        <w:t xml:space="preserve">     A 10-cup batch of fingerprint powder is bottled in 1/2-cup jars. → 10 ÷ 1/2 = 20</w:t>
+      </w:r>
+    </w:p>
+    <w:p>
+      <w:pPr>
+        <w:spacing w:after="20" w:before="0"/>
+      </w:pPr>
+      <w:r>
+        <w:t xml:space="preserve">     A 6-foot wire of evidence is cut into 1/6-foot samples. → 6 ÷ 1/6 = 36</w:t>
+      </w:r>
+    </w:p>
+    <w:p>
+      <w:pPr>
+        <w:spacing w:after="20" w:before="0"/>
+      </w:pPr>
+      <w:r>
+        <w:t xml:space="preserve">     An 8-meter surveillance reel is logged in 1/5-meter clips. → 8 ÷ 1/5 = 40</w:t>
+      </w:r>
+    </w:p>
+    <w:p>
+      <w:pPr>
+        <w:spacing w:after="40" w:before="0"/>
+      </w:pPr>
+      <w:r>
+        <w:t xml:space="preserve"/>
+      </w:r>
+    </w:p>
+    <w:p>
+      <w:pPr>
+        <w:spacing w:after="40" w:before="0"/>
+      </w:pPr>
+      <w:r>
+        <w:rPr>
+          <w:b/>
+          <w:bCs/>
+        </w:rPr>
+        <w:t xml:space="preserve">9. Correct groups:</w:t>
+      </w:r>
+    </w:p>
+    <w:p>
+      <w:pPr>
+        <w:spacing w:after="20" w:before="0"/>
+      </w:pPr>
+      <w:r>
+        <w:t xml:space="preserve">     How many 1/4-foot pieces fit into 9 feet of tape? (9 ÷ 1/4) → Asking: How Many Groups (Pieces)?</w:t>
+      </w:r>
+    </w:p>
+    <w:p>
+      <w:pPr>
+        <w:spacing w:after="20" w:before="0"/>
+      </w:pPr>
+      <w:r>
+        <w:t xml:space="preserve">     How many 1/3-yard steps fit into 9 yards of footprints? (9 ÷ 1/3) → Asking: How Many Groups (Pieces)?</w:t>
+      </w:r>
+    </w:p>
+    <w:p>
+      <w:pPr>
+        <w:spacing w:after="20" w:before="0"/>
+      </w:pPr>
+      <w:r>
+        <w:t xml:space="preserve">     How many 1/5-meter clips are in an 8-meter reel? (8 ÷ 1/5) → Asking: How Many Groups (Pieces)?</w:t>
+      </w:r>
+    </w:p>
+    <w:p>
+      <w:pPr>
+        <w:spacing w:after="20" w:before="0"/>
+      </w:pPr>
+      <w:r>
+        <w:t xml:space="preserve">     6 feet of wire shared equally among 3 agents — how long is each share? → Asking: How Big Is Each Share?</w:t>
+      </w:r>
+    </w:p>
+    <w:p>
+      <w:pPr>
+        <w:spacing w:after="20" w:before="0"/>
+      </w:pPr>
+      <w:r>
+        <w:t xml:space="preserve">     12 photos sorted equally into 4 case files — how many per file? → Asking: How Big Is Each Share?</w:t>
+      </w:r>
+    </w:p>
+    <w:p>
+      <w:pPr>
+        <w:spacing w:after="20" w:before="0"/>
+      </w:pPr>
+      <w:r>
+        <w:t xml:space="preserve">     20 minutes of footage split evenly across 5 suspects — how long is each clip? → Asking: How Big Is Each Share?</w:t>
+      </w:r>
+    </w:p>
+    <w:p>
+      <w:pPr>
+        <w:spacing w:after="40" w:before="0"/>
+      </w:pPr>
+      <w:r>
+        <w:t xml:space="preserve"/>
+      </w:r>
+    </w:p>
+    <w:p>
+      <w:pPr>
+        <w:spacing w:after="40" w:before="0"/>
+      </w:pPr>
+      <w:r>
+        <w:rPr>
+          <w:b/>
+          <w:bCs/>
+        </w:rPr>
+        <w:t xml:space="preserve">10. Level 2 Extension — Which Question Is Being Asked?</w:t>
+      </w:r>
+    </w:p>
+    <w:p>
+      <w:pPr>
+        <w:spacing w:after="20" w:before="0"/>
+      </w:pPr>
+      <w:r>
+        <w:t xml:space="preserve">     The mistake is in Step 2.</w:t>
+      </w:r>
+    </w:p>
+    <w:p>
+      <w:pPr>
+        <w:spacing w:after="20" w:before="0"/>
+      </w:pPr>
+      <w:r>
+        <w:t xml:space="preserve">     Correct work: The story asks 'how many 1/4-foot pieces fit into 9 feet,' so the dividend is the whole (9) and the divisor is the piece size (1/4): 9 ÷ 1/4. The detective swapped the dividend and divisor. The correct answer is 9 × 4 = 36 pieces.</w:t>
       </w:r>
     </w:p>
     <w:sectPr>

--- a/lessons/2-1/homework.docx
+++ b/lessons/2-1/homework.docx
@@ -831,23 +831,23 @@
         <w:spacing w:after="40" w:before="0"/>
       </w:pPr>
       <w:r>
-        <w:t xml:space="preserve">   Step 1 (Read): A student is working on Interpret Division of Fractions.</w:t>
-      </w:r>
-    </w:p>
-    <w:p>
-      <w:pPr>
-        <w:spacing w:after="40" w:before="0"/>
-      </w:pPr>
-      <w:r>
-        <w:t xml:space="preserve">   Step 2 (Attempt): They ignored the rule: Dividing by a fraction smaller than 1 gives an answer BIGGER than what you started with, because many tiny pieces fit inside.</w:t>
-      </w:r>
-    </w:p>
-    <w:p>
-      <w:pPr>
-        <w:spacing w:after="40" w:before="0"/>
-      </w:pPr>
-      <w:r>
-        <w:t xml:space="preserve">   Step 3 (Check): The answer does not match the math rule from class.</w:t>
+        <w:t xml:space="preserve">   Step 1 (Problem): How many 1/5-cup scoops fill a 6-cup container? Find 6 ÷ 1/5.</w:t>
+      </w:r>
+    </w:p>
+    <w:p>
+      <w:pPr>
+        <w:spacing w:after="40" w:before="0"/>
+      </w:pPr>
+      <w:r>
+        <w:t xml:space="preserve">   Step 2 (Student writes): I will flip the first number instead of the divisor: 6 ÷ 1/5 = 1/6 × 5 = 5/6 scoop.</w:t>
+      </w:r>
+    </w:p>
+    <w:p>
+      <w:pPr>
+        <w:spacing w:after="40" w:before="0"/>
+      </w:pPr>
+      <w:r>
+        <w:t xml:space="preserve">   Step 3 (Student's answer): 5/6 of a scoop</w:t>
       </w:r>
     </w:p>
     <w:p>
@@ -1399,7 +1399,7 @@
           <w:i/>
           <w:iCs/>
         </w:rPr>
-        <w:t xml:space="preserve">     Watch for: A common mistake in Interpret Division of Fractions is skipping the key idea: "Dividing by a fraction smaller than 1 gives an answer BIGGER than what you started with, because many tiny pieces fit inside." — always check your work against this rule before you submit.</w:t>
+        <w:t xml:space="preserve">     Watch for: A common mistake in Interpret Division of Fractions is assuming that dividing always makes the answer smaller. For 4 ÷ 1/3, students reason 'dividing shrinks the number' and compute 4 ÷ 3 ≈ 1.3 instead of asking how many 1/3-foot pieces fit into 4 feet (each whole foot holds 3 thirds, so 4 × 3 = 12). Before you submit, check: if the divisor is a fraction smaller than 1, the quotient must be BIGGER than the dividend, not smaller.</w:t>
       </w:r>
     </w:p>
     <w:p>
@@ -1431,7 +1431,7 @@
           <w:i/>
           <w:iCs/>
         </w:rPr>
-        <w:t xml:space="preserve">     Watch for: A common mistake in Interpret Division of Fractions is skipping the key idea: "Dividing by a fraction smaller than 1 gives an answer BIGGER than what you started with, because many tiny pieces fit inside." — always check your work against this rule before you submit.</w:t>
+        <w:t xml:space="preserve">     Watch for: A common mistake in Interpret Division of Fractions is assuming that dividing always makes the answer smaller. For 4 ÷ 1/3, students reason 'dividing shrinks the number' and compute 4 ÷ 3 ≈ 1.3 instead of asking how many 1/3-foot pieces fit into 4 feet (each whole foot holds 3 thirds, so 4 × 3 = 12). Before you submit, check: if the divisor is a fraction smaller than 1, the quotient must be BIGGER than the dividend, not smaller.</w:t>
       </w:r>
     </w:p>
     <w:p>
@@ -1531,7 +1531,7 @@
           <w:i/>
           <w:iCs/>
         </w:rPr>
-        <w:t xml:space="preserve">     Watch for: A common mistake in Interpret Division of Fractions is skipping the key idea: "Dividing by a fraction smaller than 1 gives an answer BIGGER than what you started with, because many tiny pieces fit inside." — always check your work against this rule before you submit.</w:t>
+        <w:t xml:space="preserve">     Watch for: A common mistake in Interpret Division of Fractions is assuming that dividing always makes the answer smaller. For 4 ÷ 1/3, students reason 'dividing shrinks the number' and compute 4 ÷ 3 ≈ 1.3 instead of asking how many 1/3-foot pieces fit into 4 feet (each whole foot holds 3 thirds, so 4 × 3 = 12). Before you submit, check: if the divisor is a fraction smaller than 1, the quotient must be BIGGER than the dividend, not smaller.</w:t>
       </w:r>
     </w:p>
     <w:p>
@@ -1559,7 +1559,7 @@
         <w:spacing w:after="20" w:before="0"/>
       </w:pPr>
       <w:r>
-        <w:t xml:space="preserve">     Correct work: Follow the key idea: Dividing by a fraction smaller than 1 gives an answer BIGGER than what you started with, because many tiny pieces fit inside.</w:t>
+        <w:t xml:space="preserve">     Correct work: To divide, multiply by the reciprocal of the DIVISOR (1/5), not the dividend. The reciprocal of 1/5 is 5, so 6 ÷ 1/5 = 6 × 5 = 30 scoops.</w:t>
       </w:r>
     </w:p>
     <w:p>
@@ -1591,7 +1591,7 @@
           <w:i/>
           <w:iCs/>
         </w:rPr>
-        <w:t xml:space="preserve">     Watch for: A common mistake in Interpret Division of Fractions is skipping the key idea: "Dividing by a fraction smaller than 1 gives an answer BIGGER than what you started with, because many tiny pieces fit inside." — always check your work against this rule before you submit.</w:t>
+        <w:t xml:space="preserve">     Watch for: A common mistake in Interpret Division of Fractions is assuming that dividing always makes the answer smaller. For 4 ÷ 1/3, students reason 'dividing shrinks the number' and compute 4 ÷ 3 ≈ 1.3 instead of asking how many 1/3-foot pieces fit into 4 feet (each whole foot holds 3 thirds, so 4 × 3 = 12). Before you submit, check: if the divisor is a fraction smaller than 1, the quotient must be BIGGER than the dividend, not smaller.</w:t>
       </w:r>
     </w:p>
     <w:p>
@@ -1623,7 +1623,7 @@
           <w:i/>
           <w:iCs/>
         </w:rPr>
-        <w:t xml:space="preserve">     Watch for: A common mistake in Interpret Division of Fractions is skipping the key idea: "Dividing by a fraction smaller than 1 gives an answer BIGGER than what you started with, because many tiny pieces fit inside." — always check your work against this rule before you submit.</w:t>
+        <w:t xml:space="preserve">     Watch for: A common mistake in Interpret Division of Fractions is assuming that dividing always makes the answer smaller. For 4 ÷ 1/3, students reason 'dividing shrinks the number' and compute 4 ÷ 3 ≈ 1.3 instead of asking how many 1/3-foot pieces fit into 4 feet (each whole foot holds 3 thirds, so 4 × 3 = 12). Before you submit, check: if the divisor is a fraction smaller than 1, the quotient must be BIGGER than the dividend, not smaller.</w:t>
       </w:r>
     </w:p>
     <w:p>

--- a/lessons/2-1/homework.docx
+++ b/lessons/2-1/homework.docx
@@ -12,7 +12,7 @@
           <w:b/>
           <w:bCs/>
         </w:rPr>
-        <w:t xml:space="preserve">Interpret Division of Fractions — Homework</w:t>
+        <w:t xml:space="preserve">Statistical Questions and Data — Homework</w:t>
       </w:r>
     </w:p>
     <w:p>
@@ -24,7 +24,7 @@
           <w:i/>
           <w:iCs/>
         </w:rPr>
-        <w:t xml:space="preserve">Lesson 2-1  •  Standard 6.NOS.1</w:t>
+        <w:t xml:space="preserve">Lesson 8-1  •  Standard 6.DS.1</w:t>
       </w:r>
     </w:p>
     <w:p>
@@ -80,7 +80,7 @@
         <w:spacing w:after="60" w:before="0"/>
       </w:pPr>
       <w:r>
-        <w:t xml:space="preserve">Content: I can use models to interpret what it means to divide by a fraction.</w:t>
+        <w:t xml:space="preserve">Content: I can tell the difference between a statistical question and a non-statistical question.</w:t>
       </w:r>
     </w:p>
     <w:p>
@@ -88,7 +88,7 @@
         <w:spacing w:after="60" w:before="0"/>
       </w:pPr>
       <w:r>
-        <w:t xml:space="preserve">Language: I can explain a fraction division using the words dividend, divisor, quotient, reciprocal, and unit fraction.</w:t>
+        <w:t xml:space="preserve">Language: I can explain my reasoning using the words statistical question, data, variability, and survey.</w:t>
       </w:r>
     </w:p>
     <w:p>
@@ -161,10 +161,73 @@
           <w:b/>
           <w:bCs/>
         </w:rPr>
-        <w:t xml:space="preserve">Dividend (Dividendo)</w:t>
-      </w:r>
-      <w:r>
-        <w:t xml:space="preserve"> — The number you are splitting up in a division problem.</w:t>
+        <w:t xml:space="preserve">Statistical Question (Pregunta estadística)</w:t>
+      </w:r>
+      <w:r>
+        <w:t xml:space="preserve"> — A question where the answers will be different for different people.</w:t>
+      </w:r>
+    </w:p>
+    <w:p>
+      <w:pPr>
+        <w:keepNext/>
+        <w:spacing w:after="20" w:before="80"/>
+        <w:jc w:val="center"/>
+      </w:pPr>
+      <w:r>
+        <w:drawing>
+          <wp:inline distT="0" distB="0" distL="0" distR="0">
+            <wp:extent cx="1047750" cy="790575"/>
+            <wp:effectExtent t="0" r="0" b="0" l="0"/>
+            <wp:docPr id="1" name="" descr="" title=""/>
+            <wp:cNvGraphicFramePr>
+              <a:graphicFrameLocks xmlns:a="http://schemas.openxmlformats.org/drawingml/2006/main" noChangeAspect="1"/>
+            </wp:cNvGraphicFramePr>
+            <a:graphic xmlns:a="http://schemas.openxmlformats.org/drawingml/2006/main">
+              <a:graphicData uri="http://schemas.openxmlformats.org/drawingml/2006/picture">
+                <pic:pic xmlns:pic="http://schemas.openxmlformats.org/drawingml/2006/picture">
+                  <pic:nvPicPr>
+                    <pic:cNvPr id="0" name="" descr=""/>
+                    <pic:cNvPicPr>
+                      <a:picLocks noChangeAspect="1" noChangeArrowheads="1"/>
+                    </pic:cNvPicPr>
+                  </pic:nvPicPr>
+                  <pic:blipFill>
+                    <a:blip r:embed="rId7" cstate="none"/>
+                    <a:srcRect/>
+                    <a:stretch>
+                      <a:fillRect/>
+                    </a:stretch>
+                  </pic:blipFill>
+                  <pic:spPr bwMode="auto">
+                    <a:xfrm>
+                      <a:off x="0" y="0"/>
+                      <a:ext cx="1047750" cy="790575"/>
+                    </a:xfrm>
+                    <a:prstGeom prst="rect">
+                      <a:avLst/>
+                    </a:prstGeom>
+                  </pic:spPr>
+                </pic:pic>
+              </a:graphicData>
+            </a:graphic>
+          </wp:inline>
+        </w:drawing>
+      </w:r>
+    </w:p>
+    <w:p>
+      <w:pPr>
+        <w:keepNext/>
+        <w:spacing w:after="120"/>
+      </w:pPr>
+      <w:r>
+        <w:rPr>
+          <w:b/>
+          <w:bCs/>
+        </w:rPr>
+        <w:t xml:space="preserve">Data (Datos)</w:t>
+      </w:r>
+      <w:r>
+        <w:t xml:space="preserve"> — Facts and numbers you collect, like answers to a survey.</w:t>
       </w:r>
     </w:p>
     <w:p>
@@ -224,10 +287,73 @@
           <w:b/>
           <w:bCs/>
         </w:rPr>
-        <w:t xml:space="preserve">Divisor (Divisor)</w:t>
-      </w:r>
-      <w:r>
-        <w:t xml:space="preserve"> — The number you split by in a division problem.</w:t>
+        <w:t xml:space="preserve">Variability (Variabilidad)</w:t>
+      </w:r>
+      <w:r>
+        <w:t xml:space="preserve"> — How spread out the numbers are.</w:t>
+      </w:r>
+    </w:p>
+    <w:p>
+      <w:pPr>
+        <w:keepNext/>
+        <w:spacing w:after="20" w:before="80"/>
+        <w:jc w:val="center"/>
+      </w:pPr>
+      <w:r>
+        <w:drawing>
+          <wp:inline distT="0" distB="0" distL="0" distR="0">
+            <wp:extent cx="1047750" cy="790575"/>
+            <wp:effectExtent t="0" r="0" b="0" l="0"/>
+            <wp:docPr id="1" name="" descr="" title=""/>
+            <wp:cNvGraphicFramePr>
+              <a:graphicFrameLocks xmlns:a="http://schemas.openxmlformats.org/drawingml/2006/main" noChangeAspect="1"/>
+            </wp:cNvGraphicFramePr>
+            <a:graphic xmlns:a="http://schemas.openxmlformats.org/drawingml/2006/main">
+              <a:graphicData uri="http://schemas.openxmlformats.org/drawingml/2006/picture">
+                <pic:pic xmlns:pic="http://schemas.openxmlformats.org/drawingml/2006/picture">
+                  <pic:nvPicPr>
+                    <pic:cNvPr id="0" name="" descr=""/>
+                    <pic:cNvPicPr>
+                      <a:picLocks noChangeAspect="1" noChangeArrowheads="1"/>
+                    </pic:cNvPicPr>
+                  </pic:nvPicPr>
+                  <pic:blipFill>
+                    <a:blip r:embed="rId7" cstate="none"/>
+                    <a:srcRect/>
+                    <a:stretch>
+                      <a:fillRect/>
+                    </a:stretch>
+                  </pic:blipFill>
+                  <pic:spPr bwMode="auto">
+                    <a:xfrm>
+                      <a:off x="0" y="0"/>
+                      <a:ext cx="1047750" cy="790575"/>
+                    </a:xfrm>
+                    <a:prstGeom prst="rect">
+                      <a:avLst/>
+                    </a:prstGeom>
+                  </pic:spPr>
+                </pic:pic>
+              </a:graphicData>
+            </a:graphic>
+          </wp:inline>
+        </w:drawing>
+      </w:r>
+    </w:p>
+    <w:p>
+      <w:pPr>
+        <w:keepNext/>
+        <w:spacing w:after="120"/>
+      </w:pPr>
+      <w:r>
+        <w:rPr>
+          <w:b/>
+          <w:bCs/>
+        </w:rPr>
+        <w:t xml:space="preserve">Survey (Encuesta)</w:t>
+      </w:r>
+      <w:r>
+        <w:t xml:space="preserve"> — Collecting facts by asking people questions.</w:t>
       </w:r>
     </w:p>
     <w:p>
@@ -287,136 +413,10 @@
           <w:b/>
           <w:bCs/>
         </w:rPr>
-        <w:t xml:space="preserve">Quotient (Cociente)</w:t>
-      </w:r>
-      <w:r>
-        <w:t xml:space="preserve"> — The answer when you divide.</w:t>
-      </w:r>
-    </w:p>
-    <w:p>
-      <w:pPr>
-        <w:keepNext/>
-        <w:spacing w:after="20" w:before="80"/>
-        <w:jc w:val="center"/>
-      </w:pPr>
-      <w:r>
-        <w:drawing>
-          <wp:inline distT="0" distB="0" distL="0" distR="0">
-            <wp:extent cx="1047750" cy="790575"/>
-            <wp:effectExtent t="0" r="0" b="0" l="0"/>
-            <wp:docPr id="1" name="" descr="" title=""/>
-            <wp:cNvGraphicFramePr>
-              <a:graphicFrameLocks xmlns:a="http://schemas.openxmlformats.org/drawingml/2006/main" noChangeAspect="1"/>
-            </wp:cNvGraphicFramePr>
-            <a:graphic xmlns:a="http://schemas.openxmlformats.org/drawingml/2006/main">
-              <a:graphicData uri="http://schemas.openxmlformats.org/drawingml/2006/picture">
-                <pic:pic xmlns:pic="http://schemas.openxmlformats.org/drawingml/2006/picture">
-                  <pic:nvPicPr>
-                    <pic:cNvPr id="0" name="" descr=""/>
-                    <pic:cNvPicPr>
-                      <a:picLocks noChangeAspect="1" noChangeArrowheads="1"/>
-                    </pic:cNvPicPr>
-                  </pic:nvPicPr>
-                  <pic:blipFill>
-                    <a:blip r:embed="rId10" cstate="none"/>
-                    <a:srcRect/>
-                    <a:stretch>
-                      <a:fillRect/>
-                    </a:stretch>
-                  </pic:blipFill>
-                  <pic:spPr bwMode="auto">
-                    <a:xfrm>
-                      <a:off x="0" y="0"/>
-                      <a:ext cx="1047750" cy="790575"/>
-                    </a:xfrm>
-                    <a:prstGeom prst="rect">
-                      <a:avLst/>
-                    </a:prstGeom>
-                  </pic:spPr>
-                </pic:pic>
-              </a:graphicData>
-            </a:graphic>
-          </wp:inline>
-        </w:drawing>
-      </w:r>
-    </w:p>
-    <w:p>
-      <w:pPr>
-        <w:keepNext/>
-        <w:spacing w:after="120"/>
-      </w:pPr>
-      <w:r>
-        <w:rPr>
-          <w:b/>
-          <w:bCs/>
-        </w:rPr>
-        <w:t xml:space="preserve">Reciprocal (Recíproco)</w:t>
-      </w:r>
-      <w:r>
-        <w:t xml:space="preserve"> — A fraction turned upside down.</w:t>
-      </w:r>
-    </w:p>
-    <w:p>
-      <w:pPr>
-        <w:keepNext/>
-        <w:spacing w:after="20" w:before="80"/>
-        <w:jc w:val="center"/>
-      </w:pPr>
-      <w:r>
-        <w:drawing>
-          <wp:inline distT="0" distB="0" distL="0" distR="0">
-            <wp:extent cx="1047750" cy="790575"/>
-            <wp:effectExtent t="0" r="0" b="0" l="0"/>
-            <wp:docPr id="1" name="" descr="" title=""/>
-            <wp:cNvGraphicFramePr>
-              <a:graphicFrameLocks xmlns:a="http://schemas.openxmlformats.org/drawingml/2006/main" noChangeAspect="1"/>
-            </wp:cNvGraphicFramePr>
-            <a:graphic xmlns:a="http://schemas.openxmlformats.org/drawingml/2006/main">
-              <a:graphicData uri="http://schemas.openxmlformats.org/drawingml/2006/picture">
-                <pic:pic xmlns:pic="http://schemas.openxmlformats.org/drawingml/2006/picture">
-                  <pic:nvPicPr>
-                    <pic:cNvPr id="0" name="" descr=""/>
-                    <pic:cNvPicPr>
-                      <a:picLocks noChangeAspect="1" noChangeArrowheads="1"/>
-                    </pic:cNvPicPr>
-                  </pic:nvPicPr>
-                  <pic:blipFill>
-                    <a:blip r:embed="rId11" cstate="none"/>
-                    <a:srcRect/>
-                    <a:stretch>
-                      <a:fillRect/>
-                    </a:stretch>
-                  </pic:blipFill>
-                  <pic:spPr bwMode="auto">
-                    <a:xfrm>
-                      <a:off x="0" y="0"/>
-                      <a:ext cx="1047750" cy="790575"/>
-                    </a:xfrm>
-                    <a:prstGeom prst="rect">
-                      <a:avLst/>
-                    </a:prstGeom>
-                  </pic:spPr>
-                </pic:pic>
-              </a:graphicData>
-            </a:graphic>
-          </wp:inline>
-        </w:drawing>
-      </w:r>
-    </w:p>
-    <w:p>
-      <w:pPr>
-        <w:keepNext/>
-        <w:spacing w:after="120"/>
-      </w:pPr>
-      <w:r>
-        <w:rPr>
-          <w:b/>
-          <w:bCs/>
-        </w:rPr>
-        <w:t xml:space="preserve">Unit fraction (Fracción unitaria)</w:t>
-      </w:r>
-      <w:r>
-        <w:t xml:space="preserve"> — A fraction with 1 on top, like 1/4.</w:t>
+        <w:t xml:space="preserve">Data distribution (Distribución de datos)</w:t>
+      </w:r>
+      <w:r>
+        <w:t xml:space="preserve"> — How the data looks: where it sits and how spread out it is.</w:t>
       </w:r>
     </w:p>
     <w:p>
@@ -453,39 +453,39 @@
           <w:b/>
           <w:bCs/>
         </w:rPr>
-        <w:t xml:space="preserve">1. What does 3 ÷ 1/4 mean?</w:t>
-      </w:r>
-    </w:p>
-    <w:p>
-      <w:pPr>
-        <w:spacing w:after="40" w:before="0"/>
-      </w:pPr>
-      <w:r>
-        <w:t xml:space="preserve">     A. How many 1/4-size pieces fit into 3</w:t>
-      </w:r>
-    </w:p>
-    <w:p>
-      <w:pPr>
-        <w:spacing w:after="40" w:before="0"/>
-      </w:pPr>
-      <w:r>
-        <w:t xml:space="preserve">     B. 3 groups of 1/4</w:t>
-      </w:r>
-    </w:p>
-    <w:p>
-      <w:pPr>
-        <w:spacing w:after="40" w:before="0"/>
-      </w:pPr>
-      <w:r>
-        <w:t xml:space="preserve">     C. 3 minus 1/4</w:t>
-      </w:r>
-    </w:p>
-    <w:p>
-      <w:pPr>
-        <w:spacing w:after="40" w:before="0"/>
-      </w:pPr>
-      <w:r>
-        <w:t xml:space="preserve">     D. 1/4 of 3</w:t>
+        <w:t xml:space="preserve">1. Which of the following is a statistical question?</w:t>
+      </w:r>
+    </w:p>
+    <w:p>
+      <w:pPr>
+        <w:spacing w:after="40" w:before="0"/>
+      </w:pPr>
+      <w:r>
+        <w:t xml:space="preserve">     A. How many points did each player score this season?</w:t>
+      </w:r>
+    </w:p>
+    <w:p>
+      <w:pPr>
+        <w:spacing w:after="40" w:before="0"/>
+      </w:pPr>
+      <w:r>
+        <w:t xml:space="preserve">     B. How many points are scored for a free throw?</w:t>
+      </w:r>
+    </w:p>
+    <w:p>
+      <w:pPr>
+        <w:spacing w:after="40" w:before="0"/>
+      </w:pPr>
+      <w:r>
+        <w:t xml:space="preserve">     C. What sport does this team play?</w:t>
+      </w:r>
+    </w:p>
+    <w:p>
+      <w:pPr>
+        <w:spacing w:after="40" w:before="0"/>
+      </w:pPr>
+      <w:r>
+        <w:t xml:space="preserve">     D. How many halves are in a soccer game?</w:t>
       </w:r>
     </w:p>
     <w:p>
@@ -508,39 +508,39 @@
           <w:b/>
           <w:bCs/>
         </w:rPr>
-        <w:t xml:space="preserve">2. Which expression means 'how many 1/3-size pieces are in 2'?</w:t>
-      </w:r>
-    </w:p>
-    <w:p>
-      <w:pPr>
-        <w:spacing w:after="40" w:before="0"/>
-      </w:pPr>
-      <w:r>
-        <w:t xml:space="preserve">     A. 2 ÷ 1/3</w:t>
-      </w:r>
-    </w:p>
-    <w:p>
-      <w:pPr>
-        <w:spacing w:after="40" w:before="0"/>
-      </w:pPr>
-      <w:r>
-        <w:t xml:space="preserve">     B. 2 × 1/3</w:t>
-      </w:r>
-    </w:p>
-    <w:p>
-      <w:pPr>
-        <w:spacing w:after="40" w:before="0"/>
-      </w:pPr>
-      <w:r>
-        <w:t xml:space="preserve">     C. 1/3 ÷ 2</w:t>
-      </w:r>
-    </w:p>
-    <w:p>
-      <w:pPr>
-        <w:spacing w:after="40" w:before="0"/>
-      </w:pPr>
-      <w:r>
-        <w:t xml:space="preserve">     D. 2 + 1/3</w:t>
+        <w:t xml:space="preserve">2. Which question is NOT a statistical question?</w:t>
+      </w:r>
+    </w:p>
+    <w:p>
+      <w:pPr>
+        <w:spacing w:after="40" w:before="0"/>
+      </w:pPr>
+      <w:r>
+        <w:t xml:space="preserve">     A. How many innings are in a baseball game?</w:t>
+      </w:r>
+    </w:p>
+    <w:p>
+      <w:pPr>
+        <w:spacing w:after="40" w:before="0"/>
+      </w:pPr>
+      <w:r>
+        <w:t xml:space="preserve">     B. How many home runs did each player hit this year?</w:t>
+      </w:r>
+    </w:p>
+    <w:p>
+      <w:pPr>
+        <w:spacing w:after="40" w:before="0"/>
+      </w:pPr>
+      <w:r>
+        <w:t xml:space="preserve">     C. How many miles does each runner train per week?</w:t>
+      </w:r>
+    </w:p>
+    <w:p>
+      <w:pPr>
+        <w:spacing w:after="40" w:before="0"/>
+      </w:pPr>
+      <w:r>
+        <w:t xml:space="preserve">     D. How tall is each player on the basketball team?</w:t>
       </w:r>
     </w:p>
     <w:p>
@@ -563,7 +563,62 @@
           <w:b/>
           <w:bCs/>
         </w:rPr>
-        <w:t xml:space="preserve">3. Match each division expression to its quotient.</w:t>
+        <w:t xml:space="preserve">3. A coach asks: "How many hours does each athlete on the track team sleep the night before a meet?" Why is this a statistical question?</w:t>
+      </w:r>
+    </w:p>
+    <w:p>
+      <w:pPr>
+        <w:spacing w:after="40" w:before="0"/>
+      </w:pPr>
+      <w:r>
+        <w:t xml:space="preserve">     A. Because the answers will vary from athlete to athlete</w:t>
+      </w:r>
+    </w:p>
+    <w:p>
+      <w:pPr>
+        <w:spacing w:after="40" w:before="0"/>
+      </w:pPr>
+      <w:r>
+        <w:t xml:space="preserve">     B. Because it is about sports</w:t>
+      </w:r>
+    </w:p>
+    <w:p>
+      <w:pPr>
+        <w:spacing w:after="40" w:before="0"/>
+      </w:pPr>
+      <w:r>
+        <w:t xml:space="preserve">     C. Because it has a numerical answer</w:t>
+      </w:r>
+    </w:p>
+    <w:p>
+      <w:pPr>
+        <w:spacing w:after="40" w:before="0"/>
+      </w:pPr>
+      <w:r>
+        <w:t xml:space="preserve">     D. Because the coach asked it</w:t>
+      </w:r>
+    </w:p>
+    <w:p>
+      <w:pPr>
+        <w:spacing w:after="60" w:before="120"/>
+      </w:pPr>
+      <w:r>
+        <w:rPr>
+          <w:color w:val="BBBBBB"/>
+        </w:rPr>
+        <w:t xml:space="preserve">______________________________________________________________________</w:t>
+      </w:r>
+    </w:p>
+    <w:p>
+      <w:pPr>
+        <w:spacing w:after="80" w:before="0"/>
+      </w:pPr>
+      <w:r>
+        <w:rPr>
+          <w:b/>
+          <w:bCs/>
+        </w:rPr>
+        <w:t xml:space="preserve">4. Decide if each question is statistical and explain why.</w:t>
       </w:r>
     </w:p>
     <w:tbl>
@@ -581,456 +636,6 @@
       <w:tblGrid>
         <w:gridCol w:w="100"/>
         <w:gridCol w:w="100"/>
-      </w:tblGrid>
-      <w:tr>
-        <w:trPr>
-          <w:tblHeader/>
-        </w:trPr>
-        <w:tc>
-          <w:tcPr>
-            <w:tcW w:type="pct" w:w="50%"/>
-          </w:tcPr>
-          <w:p>
-            <w:r>
-              <w:rPr>
-                <w:b/>
-                <w:bCs/>
-              </w:rPr>
-              <w:t xml:space="preserve">Item</w:t>
-            </w:r>
-          </w:p>
-        </w:tc>
-        <w:tc>
-          <w:tcPr>
-            <w:tcW w:type="pct" w:w="50%"/>
-          </w:tcPr>
-          <w:p>
-            <w:r>
-              <w:rPr>
-                <w:b/>
-                <w:bCs/>
-              </w:rPr>
-              <w:t xml:space="preserve">Answer choices</w:t>
-            </w:r>
-          </w:p>
-        </w:tc>
-      </w:tr>
-      <w:tr>
-        <w:tc>
-          <w:tcPr>
-            <w:tcW w:type="pct" w:w="50%"/>
-          </w:tcPr>
-          <w:p>
-            <w:r>
-              <w:t xml:space="preserve">____  5 ÷ 1/2</w:t>
-            </w:r>
-          </w:p>
-        </w:tc>
-        <w:tc>
-          <w:tcPr>
-            <w:tcW w:type="pct" w:w="50%"/>
-          </w:tcPr>
-          <w:p>
-            <w:r>
-              <w:t xml:space="preserve">F. 14</w:t>
-            </w:r>
-          </w:p>
-        </w:tc>
-      </w:tr>
-      <w:tr>
-        <w:tc>
-          <w:tcPr>
-            <w:tcW w:type="pct" w:w="50%"/>
-          </w:tcPr>
-          <w:p>
-            <w:r>
-              <w:t xml:space="preserve">____  6 ÷ 1/3</w:t>
-            </w:r>
-          </w:p>
-        </w:tc>
-        <w:tc>
-          <w:tcPr>
-            <w:tcW w:type="pct" w:w="50%"/>
-          </w:tcPr>
-          <w:p>
-            <w:r>
-              <w:t xml:space="preserve">E. 15</w:t>
-            </w:r>
-          </w:p>
-        </w:tc>
-      </w:tr>
-      <w:tr>
-        <w:tc>
-          <w:tcPr>
-            <w:tcW w:type="pct" w:w="50%"/>
-          </w:tcPr>
-          <w:p>
-            <w:r>
-              <w:t xml:space="preserve">____  2 ÷ 1/6</w:t>
-            </w:r>
-          </w:p>
-        </w:tc>
-        <w:tc>
-          <w:tcPr>
-            <w:tcW w:type="pct" w:w="50%"/>
-          </w:tcPr>
-          <w:p>
-            <w:r>
-              <w:t xml:space="preserve">D. 16</w:t>
-            </w:r>
-          </w:p>
-        </w:tc>
-      </w:tr>
-      <w:tr>
-        <w:tc>
-          <w:tcPr>
-            <w:tcW w:type="pct" w:w="50%"/>
-          </w:tcPr>
-          <w:p>
-            <w:r>
-              <w:t xml:space="preserve">____  4 ÷ 1/4</w:t>
-            </w:r>
-          </w:p>
-        </w:tc>
-        <w:tc>
-          <w:tcPr>
-            <w:tcW w:type="pct" w:w="50%"/>
-          </w:tcPr>
-          <w:p>
-            <w:r>
-              <w:t xml:space="preserve">C. 12</w:t>
-            </w:r>
-          </w:p>
-        </w:tc>
-      </w:tr>
-      <w:tr>
-        <w:tc>
-          <w:tcPr>
-            <w:tcW w:type="pct" w:w="50%"/>
-          </w:tcPr>
-          <w:p>
-            <w:r>
-              <w:t xml:space="preserve">____  3 ÷ 1/5</w:t>
-            </w:r>
-          </w:p>
-        </w:tc>
-        <w:tc>
-          <w:tcPr>
-            <w:tcW w:type="pct" w:w="50%"/>
-          </w:tcPr>
-          <w:p>
-            <w:r>
-              <w:t xml:space="preserve">B. 18</w:t>
-            </w:r>
-          </w:p>
-        </w:tc>
-      </w:tr>
-      <w:tr>
-        <w:tc>
-          <w:tcPr>
-            <w:tcW w:type="pct" w:w="50%"/>
-          </w:tcPr>
-          <w:p>
-            <w:r>
-              <w:t xml:space="preserve">____  7 ÷ 1/2</w:t>
-            </w:r>
-          </w:p>
-        </w:tc>
-        <w:tc>
-          <w:tcPr>
-            <w:tcW w:type="pct" w:w="50%"/>
-          </w:tcPr>
-          <w:p>
-            <w:r>
-              <w:t xml:space="preserve">A. 10</w:t>
-            </w:r>
-          </w:p>
-        </w:tc>
-      </w:tr>
-    </w:tbl>
-    <w:p>
-      <w:pPr>
-        <w:spacing w:after="60" w:before="120"/>
-      </w:pPr>
-      <w:r>
-        <w:rPr>
-          <w:color w:val="BBBBBB"/>
-        </w:rPr>
-        <w:t xml:space="preserve">______________________________________________________________________</w:t>
-      </w:r>
-    </w:p>
-    <w:p>
-      <w:pPr>
-        <w:spacing w:after="80" w:before="0"/>
-      </w:pPr>
-      <w:r>
-        <w:rPr>
-          <w:b/>
-          <w:bCs/>
-        </w:rPr>
-        <w:t xml:space="preserve">4. A shelf is 5 feet long. Books are each 1/4 foot wide. How many books fit on the shelf? Which expression represents this?</w:t>
-      </w:r>
-    </w:p>
-    <w:p>
-      <w:pPr>
-        <w:spacing w:after="40" w:before="0"/>
-      </w:pPr>
-      <w:r>
-        <w:t xml:space="preserve">     A. 5 ÷ 1/4 = 20 books</w:t>
-      </w:r>
-    </w:p>
-    <w:p>
-      <w:pPr>
-        <w:spacing w:after="40" w:before="0"/>
-      </w:pPr>
-      <w:r>
-        <w:t xml:space="preserve">     B. 5 × 1/4 = 1 1/4 books</w:t>
-      </w:r>
-    </w:p>
-    <w:p>
-      <w:pPr>
-        <w:spacing w:after="40" w:before="0"/>
-      </w:pPr>
-      <w:r>
-        <w:t xml:space="preserve">     C. 1/4 ÷ 5 = 1/20 book</w:t>
-      </w:r>
-    </w:p>
-    <w:p>
-      <w:pPr>
-        <w:spacing w:after="40" w:before="0"/>
-      </w:pPr>
-      <w:r>
-        <w:t xml:space="preserve">     D. 5 + 1/4 = 5 1/4 books</w:t>
-      </w:r>
-    </w:p>
-    <w:p>
-      <w:pPr>
-        <w:spacing w:after="60" w:before="120"/>
-      </w:pPr>
-      <w:r>
-        <w:rPr>
-          <w:color w:val="BBBBBB"/>
-        </w:rPr>
-        <w:t xml:space="preserve">______________________________________________________________________</w:t>
-      </w:r>
-    </w:p>
-    <w:p>
-      <w:pPr>
-        <w:spacing w:after="80" w:before="0"/>
-      </w:pPr>
-      <w:r>
-        <w:rPr>
-          <w:b/>
-          <w:bCs/>
-        </w:rPr>
-        <w:t xml:space="preserve">5. onLevel — Spot the Common Mistake</w:t>
-      </w:r>
-    </w:p>
-    <w:p>
-      <w:pPr>
-        <w:spacing w:after="40" w:before="0"/>
-      </w:pPr>
-      <w:r>
-        <w:t xml:space="preserve">   Step 1 (Problem): How many 1/5-cup scoops fill a 6-cup container? Find 6 ÷ 1/5.</w:t>
-      </w:r>
-    </w:p>
-    <w:p>
-      <w:pPr>
-        <w:spacing w:after="40" w:before="0"/>
-      </w:pPr>
-      <w:r>
-        <w:t xml:space="preserve">   Step 2 (Student writes): I will flip the first number instead of the divisor: 6 ÷ 1/5 = 1/6 × 5 = 5/6 scoop.</w:t>
-      </w:r>
-    </w:p>
-    <w:p>
-      <w:pPr>
-        <w:spacing w:after="40" w:before="0"/>
-      </w:pPr>
-      <w:r>
-        <w:t xml:space="preserve">   Step 3 (Student's answer): 5/6 of a scoop</w:t>
-      </w:r>
-    </w:p>
-    <w:p>
-      <w:pPr>
-        <w:spacing w:after="60" w:before="0"/>
-      </w:pPr>
-      <w:r>
-        <w:rPr>
-          <w:i/>
-          <w:iCs/>
-        </w:rPr>
-        <w:t xml:space="preserve">Which step has the mistake? Explain and fix it:</w:t>
-      </w:r>
-    </w:p>
-    <w:p>
-      <w:pPr>
-        <w:spacing w:after="60" w:before="120"/>
-      </w:pPr>
-      <w:r>
-        <w:rPr>
-          <w:color w:val="BBBBBB"/>
-        </w:rPr>
-        <w:t xml:space="preserve">______________________________________________________________________</w:t>
-      </w:r>
-    </w:p>
-    <w:p>
-      <w:pPr>
-        <w:spacing w:after="60" w:before="120"/>
-      </w:pPr>
-      <w:r>
-        <w:rPr>
-          <w:color w:val="BBBBBB"/>
-        </w:rPr>
-        <w:t xml:space="preserve">______________________________________________________________________</w:t>
-      </w:r>
-    </w:p>
-    <w:p>
-      <w:pPr>
-        <w:spacing w:after="60" w:before="120"/>
-      </w:pPr>
-      <w:r>
-        <w:rPr>
-          <w:color w:val="BBBBBB"/>
-        </w:rPr>
-        <w:t xml:space="preserve">______________________________________________________________________</w:t>
-      </w:r>
-    </w:p>
-    <w:p>
-      <w:pPr>
-        <w:spacing w:after="80" w:before="0"/>
-      </w:pPr>
-      <w:r>
-        <w:rPr>
-          <w:b/>
-          <w:bCs/>
-        </w:rPr>
-        <w:t xml:space="preserve">6. Agent Cole has 8 feet of evidence rope and cuts it into 1/3-foot pieces for tagging. What does 8 ÷ 1/3 mean?</w:t>
-      </w:r>
-    </w:p>
-    <w:p>
-      <w:pPr>
-        <w:spacing w:after="40" w:before="0"/>
-      </w:pPr>
-      <w:r>
-        <w:t xml:space="preserve">     A. How many 1/3-foot pieces fit into 8 feet</w:t>
-      </w:r>
-    </w:p>
-    <w:p>
-      <w:pPr>
-        <w:spacing w:after="40" w:before="0"/>
-      </w:pPr>
-      <w:r>
-        <w:t xml:space="preserve">     B. 1/3 of the 8 feet of rope</w:t>
-      </w:r>
-    </w:p>
-    <w:p>
-      <w:pPr>
-        <w:spacing w:after="40" w:before="0"/>
-      </w:pPr>
-      <w:r>
-        <w:t xml:space="preserve">     C. 8 feet shortened by 1/3 of a foot</w:t>
-      </w:r>
-    </w:p>
-    <w:p>
-      <w:pPr>
-        <w:spacing w:after="40" w:before="0"/>
-      </w:pPr>
-      <w:r>
-        <w:t xml:space="preserve">     D. 8 pieces that are each 1/3 foot long</w:t>
-      </w:r>
-    </w:p>
-    <w:p>
-      <w:pPr>
-        <w:spacing w:after="60" w:before="120"/>
-      </w:pPr>
-      <w:r>
-        <w:rPr>
-          <w:color w:val="BBBBBB"/>
-        </w:rPr>
-        <w:t xml:space="preserve">______________________________________________________________________</w:t>
-      </w:r>
-    </w:p>
-    <w:p>
-      <w:pPr>
-        <w:spacing w:after="80" w:before="0"/>
-      </w:pPr>
-      <w:r>
-        <w:rPr>
-          <w:b/>
-          <w:bCs/>
-        </w:rPr>
-        <w:t xml:space="preserve">7. Picture clue: a 5-inch fingerprint strip is split into 1/6-inch slivers under the microscope. Which division does the picture show, and what is the count?</w:t>
-      </w:r>
-    </w:p>
-    <w:p>
-      <w:pPr>
-        <w:spacing w:after="40" w:before="0"/>
-      </w:pPr>
-      <w:r>
-        <w:t xml:space="preserve">     A. 5 ÷ 1/6 = 30 slivers</w:t>
-      </w:r>
-    </w:p>
-    <w:p>
-      <w:pPr>
-        <w:spacing w:after="40" w:before="0"/>
-      </w:pPr>
-      <w:r>
-        <w:t xml:space="preserve">     B. 5 ÷ 6 = 5/6 of a sliver</w:t>
-      </w:r>
-    </w:p>
-    <w:p>
-      <w:pPr>
-        <w:spacing w:after="40" w:before="0"/>
-      </w:pPr>
-      <w:r>
-        <w:t xml:space="preserve">     C. 1/6 ÷ 5 = 1/30 sliver</w:t>
-      </w:r>
-    </w:p>
-    <w:p>
-      <w:pPr>
-        <w:spacing w:after="40" w:before="0"/>
-      </w:pPr>
-      <w:r>
-        <w:t xml:space="preserve">     D. 5 × 1/6 = 5/6 of an inch</w:t>
-      </w:r>
-    </w:p>
-    <w:p>
-      <w:pPr>
-        <w:spacing w:after="60" w:before="120"/>
-      </w:pPr>
-      <w:r>
-        <w:rPr>
-          <w:color w:val="BBBBBB"/>
-        </w:rPr>
-        <w:t xml:space="preserve">______________________________________________________________________</w:t>
-      </w:r>
-    </w:p>
-    <w:p>
-      <w:pPr>
-        <w:spacing w:after="80" w:before="0"/>
-      </w:pPr>
-      <w:r>
-        <w:rPr>
-          <w:b/>
-          <w:bCs/>
-        </w:rPr>
-        <w:t xml:space="preserve">8. Match each detective story to the fraction-division expression and quotient that solves it.</w:t>
-      </w:r>
-    </w:p>
-    <w:tbl>
-      <w:tblPr>
-        <w:tblW w:type="pct" w:w="100%"/>
-        <w:tblBorders>
-          <w:top w:val="single" w:color="auto" w:sz="4"/>
-          <w:left w:val="single" w:color="auto" w:sz="4"/>
-          <w:bottom w:val="single" w:color="auto" w:sz="4"/>
-          <w:right w:val="single" w:color="auto" w:sz="4"/>
-          <w:insideH w:val="single" w:color="auto" w:sz="4"/>
-          <w:insideV w:val="single" w:color="auto" w:sz="4"/>
-        </w:tblBorders>
-      </w:tblPr>
-      <w:tblGrid>
-        <w:gridCol w:w="100"/>
         <w:gridCol w:w="100"/>
       </w:tblGrid>
       <w:tr>
@@ -1039,7 +644,7 @@
         </w:trPr>
         <w:tc>
           <w:tcPr>
-            <w:tcW w:type="pct" w:w="50%"/>
+            <w:tcW w:type="pct" w:w="33%"/>
           </w:tcPr>
           <w:p>
             <w:r>
@@ -1047,13 +652,13 @@
                 <w:b/>
                 <w:bCs/>
               </w:rPr>
-              <w:t xml:space="preserve">Item</w:t>
+              <w:t xml:space="preserve">Question</w:t>
             </w:r>
           </w:p>
         </w:tc>
         <w:tc>
           <w:tcPr>
-            <w:tcW w:type="pct" w:w="50%"/>
+            <w:tcW w:type="pct" w:w="33%"/>
           </w:tcPr>
           <w:p>
             <w:r>
@@ -1061,7 +666,21 @@
                 <w:b/>
                 <w:bCs/>
               </w:rPr>
-              <w:t xml:space="preserve">Answer choices</w:t>
+              <w:t xml:space="preserve">Statistical?</w:t>
+            </w:r>
+          </w:p>
+        </w:tc>
+        <w:tc>
+          <w:tcPr>
+            <w:tcW w:type="pct" w:w="33%"/>
+          </w:tcPr>
+          <w:p>
+            <w:r>
+              <w:rPr>
+                <w:b/>
+                <w:bCs/>
+              </w:rPr>
+              <w:t xml:space="preserve">Why?</w:t>
             </w:r>
           </w:p>
         </w:tc>
@@ -1069,21 +688,43 @@
       <w:tr>
         <w:tc>
           <w:tcPr>
-            <w:tcW w:type="pct" w:w="50%"/>
+            <w:tcW w:type="pct" w:w="33%"/>
           </w:tcPr>
           <w:p>
             <w:r>
-              <w:t xml:space="preserve">____  A 9-yard trail of footprints is marked off in 1/3-yard steps.</w:t>
+              <w:rPr>
+                <w:b w:val="false"/>
+                <w:bCs w:val="false"/>
+              </w:rPr>
+              <w:t xml:space="preserve">How many push-ups can each student do in one minute?</w:t>
             </w:r>
           </w:p>
         </w:tc>
         <w:tc>
           <w:tcPr>
-            <w:tcW w:type="pct" w:w="50%"/>
+            <w:tcW w:type="pct" w:w="33%"/>
           </w:tcPr>
           <w:p>
             <w:r>
-              <w:t xml:space="preserve">E. 8 ÷ 1/5 = 40</w:t>
+              <w:rPr>
+                <w:b w:val="false"/>
+                <w:bCs w:val="false"/>
+              </w:rPr>
+              <w:t xml:space="preserve">Yes</w:t>
+            </w:r>
+          </w:p>
+        </w:tc>
+        <w:tc>
+          <w:tcPr>
+            <w:tcW w:type="pct" w:w="33%"/>
+          </w:tcPr>
+          <w:p>
+            <w:r>
+              <w:rPr>
+                <w:b w:val="false"/>
+                <w:bCs w:val="false"/>
+              </w:rPr>
+              <w:t xml:space="preserve">Different students can do different amounts — there is variability.</w:t>
             </w:r>
           </w:p>
         </w:tc>
@@ -1091,21 +732,43 @@
       <w:tr>
         <w:tc>
           <w:tcPr>
-            <w:tcW w:type="pct" w:w="50%"/>
+            <w:tcW w:type="pct" w:w="33%"/>
           </w:tcPr>
           <w:p>
             <w:r>
-              <w:t xml:space="preserve">____  A 7-foot crime-scene barrier is taped into 1/4-foot zones.</w:t>
+              <w:rPr>
+                <w:b w:val="false"/>
+                <w:bCs w:val="false"/>
+              </w:rPr>
+              <w:t xml:space="preserve">How many sides does a basketball court have?</w:t>
             </w:r>
           </w:p>
         </w:tc>
         <w:tc>
           <w:tcPr>
-            <w:tcW w:type="pct" w:w="50%"/>
+            <w:tcW w:type="pct" w:w="33%"/>
           </w:tcPr>
           <w:p>
             <w:r>
-              <w:t xml:space="preserve">D. 6 ÷ 1/6 = 36</w:t>
+              <w:rPr>
+                <w:b w:val="false"/>
+                <w:bCs w:val="false"/>
+              </w:rPr>
+              <w:t xml:space="preserve">No</w:t>
+            </w:r>
+          </w:p>
+        </w:tc>
+        <w:tc>
+          <w:tcPr>
+            <w:tcW w:type="pct" w:w="33%"/>
+          </w:tcPr>
+          <w:p>
+            <w:r>
+              <w:rPr>
+                <w:b w:val="false"/>
+                <w:bCs w:val="false"/>
+              </w:rPr>
+              <w:t xml:space="preserve">There is one fixed answer (4 sides) — no variability.</w:t>
             </w:r>
           </w:p>
         </w:tc>
@@ -1113,65 +776,43 @@
       <w:tr>
         <w:tc>
           <w:tcPr>
-            <w:tcW w:type="pct" w:w="50%"/>
+            <w:tcW w:type="pct" w:w="33%"/>
           </w:tcPr>
           <w:p>
             <w:r>
-              <w:t xml:space="preserve">____  A 10-cup batch of fingerprint powder is bottled in 1/2-cup jars.</w:t>
+              <w:rPr>
+                <w:b w:val="false"/>
+                <w:bCs w:val="false"/>
+              </w:rPr>
+              <w:t xml:space="preserve">How far does each player kick the ball?</w:t>
             </w:r>
           </w:p>
         </w:tc>
         <w:tc>
           <w:tcPr>
-            <w:tcW w:type="pct" w:w="50%"/>
+            <w:tcW w:type="pct" w:w="33%"/>
           </w:tcPr>
           <w:p>
             <w:r>
-              <w:t xml:space="preserve">C. 10 ÷ 1/2 = 20</w:t>
-            </w:r>
-          </w:p>
-        </w:tc>
-      </w:tr>
-      <w:tr>
-        <w:tc>
-          <w:tcPr>
-            <w:tcW w:type="pct" w:w="50%"/>
-          </w:tcPr>
-          <w:p>
-            <w:r>
-              <w:t xml:space="preserve">____  A 6-foot wire of evidence is cut into 1/6-foot samples.</w:t>
+              <w:rPr>
+                <w:b w:val="false"/>
+                <w:bCs w:val="false"/>
+              </w:rPr>
+              <w:t xml:space="preserve">Yes</w:t>
             </w:r>
           </w:p>
         </w:tc>
         <w:tc>
           <w:tcPr>
-            <w:tcW w:type="pct" w:w="50%"/>
+            <w:tcW w:type="pct" w:w="33%"/>
           </w:tcPr>
           <w:p>
             <w:r>
-              <w:t xml:space="preserve">B. 7 ÷ 1/4 = 28</w:t>
-            </w:r>
-          </w:p>
-        </w:tc>
-      </w:tr>
-      <w:tr>
-        <w:tc>
-          <w:tcPr>
-            <w:tcW w:type="pct" w:w="50%"/>
-          </w:tcPr>
-          <w:p>
-            <w:r>
-              <w:t xml:space="preserve">____  An 8-meter surveillance reel is logged in 1/5-meter clips.</w:t>
-            </w:r>
-          </w:p>
-        </w:tc>
-        <w:tc>
-          <w:tcPr>
-            <w:tcW w:type="pct" w:w="50%"/>
-          </w:tcPr>
-          <w:p>
-            <w:r>
-              <w:t xml:space="preserve">A. 9 ÷ 1/3 = 27</w:t>
+              <w:rPr>
+                <w:b w:val="false"/>
+                <w:bCs w:val="false"/>
+              </w:rPr>
+              <w:t xml:space="preserve">Different players kick different distances — the data varies.</w:t>
             </w:r>
           </w:p>
         </w:tc>
@@ -1197,7 +838,7 @@
           <w:b/>
           <w:bCs/>
         </w:rPr>
-        <w:t xml:space="preserve">9. A detective must label each story: is the question asking 'how many groups (pieces)?' or 'how big is each share?'</w:t>
+        <w:t xml:space="preserve">5. Each non-statistical question below has been rewritten to become statistical. Match the original to its rewritten version.</w:t>
       </w:r>
     </w:p>
     <w:p>
@@ -1209,55 +850,7 @@
           <w:i/>
           <w:iCs/>
         </w:rPr>
-        <w:t xml:space="preserve">Groups: Asking: How Many Groups (Pieces)?   |   Asking: How Big Is Each Share?</w:t>
-      </w:r>
-    </w:p>
-    <w:p>
-      <w:pPr>
-        <w:spacing w:after="40" w:before="0"/>
-      </w:pPr>
-      <w:r>
-        <w:t xml:space="preserve">   • How many 1/4-foot pieces fit into 9 feet of tape? (9 ÷ 1/4)   → __________________</w:t>
-      </w:r>
-    </w:p>
-    <w:p>
-      <w:pPr>
-        <w:spacing w:after="40" w:before="0"/>
-      </w:pPr>
-      <w:r>
-        <w:t xml:space="preserve">   • How many 1/3-yard steps fit into 9 yards of footprints? (9 ÷ 1/3)   → __________________</w:t>
-      </w:r>
-    </w:p>
-    <w:p>
-      <w:pPr>
-        <w:spacing w:after="40" w:before="0"/>
-      </w:pPr>
-      <w:r>
-        <w:t xml:space="preserve">   • How many 1/5-meter clips are in an 8-meter reel? (8 ÷ 1/5)   → __________________</w:t>
-      </w:r>
-    </w:p>
-    <w:p>
-      <w:pPr>
-        <w:spacing w:after="40" w:before="0"/>
-      </w:pPr>
-      <w:r>
-        <w:t xml:space="preserve">   • 6 feet of wire shared equally among 3 agents — how long is each share?   → __________________</w:t>
-      </w:r>
-    </w:p>
-    <w:p>
-      <w:pPr>
-        <w:spacing w:after="40" w:before="0"/>
-      </w:pPr>
-      <w:r>
-        <w:t xml:space="preserve">   • 12 photos sorted equally into 4 case files — how many per file?   → __________________</w:t>
-      </w:r>
-    </w:p>
-    <w:p>
-      <w:pPr>
-        <w:spacing w:after="40" w:before="0"/>
-      </w:pPr>
-      <w:r>
-        <w:t xml:space="preserve">   • 20 minutes of footage split evenly across 5 suspects — how long is each clip?   → __________________</w:t>
+        <w:t xml:space="preserve">Groups: Original: 'How many students are in 6th grade?'   |   Original: 'What time does school start?'</w:t>
       </w:r>
     </w:p>
     <w:p>
@@ -1280,31 +873,31 @@
           <w:b/>
           <w:bCs/>
         </w:rPr>
-        <w:t xml:space="preserve">10. Level 2 Extension — Which Question Is Being Asked?</w:t>
-      </w:r>
-    </w:p>
-    <w:p>
-      <w:pPr>
-        <w:spacing w:after="40" w:before="0"/>
-      </w:pPr>
-      <w:r>
-        <w:t xml:space="preserve">   Step 1 (Case file): A 9-foot strip of evidence tape is cut into 1/4-foot pieces. How many pieces?</w:t>
-      </w:r>
-    </w:p>
-    <w:p>
-      <w:pPr>
-        <w:spacing w:after="40" w:before="0"/>
-      </w:pPr>
-      <w:r>
-        <w:t xml:space="preserve">   Step 2 (Detective writes): This is 1/4 ÷ 9 — split the 1/4-foot piece among 9 sections.</w:t>
-      </w:r>
-    </w:p>
-    <w:p>
-      <w:pPr>
-        <w:spacing w:after="40" w:before="0"/>
-      </w:pPr>
-      <w:r>
-        <w:t xml:space="preserve">   Step 3 (Detective's answer): 1/36 of a foot per piece</w:t>
+        <w:t xml:space="preserve">6. onLevel — Spot the Common Mistake</w:t>
+      </w:r>
+    </w:p>
+    <w:p>
+      <w:pPr>
+        <w:spacing w:after="40" w:before="0"/>
+      </w:pPr>
+      <w:r>
+        <w:t xml:space="preserve">   Step 1 (Question): How many points does the team need to win a game?</w:t>
+      </w:r>
+    </w:p>
+    <w:p>
+      <w:pPr>
+        <w:spacing w:after="40" w:before="0"/>
+      </w:pPr>
+      <w:r>
+        <w:t xml:space="preserve">   Step 2 (Student decision): This IS a statistical question.</w:t>
+      </w:r>
+    </w:p>
+    <w:p>
+      <w:pPr>
+        <w:spacing w:after="40" w:before="0"/>
+      </w:pPr>
+      <w:r>
+        <w:t xml:space="preserve">   Step 3 (Student reason): It is about basketball and the answer is a number, so it must be statistical.</w:t>
       </w:r>
     </w:p>
     <w:p>
@@ -1353,6 +946,262 @@
       </w:r>
     </w:p>
     <w:p>
+      <w:pPr>
+        <w:spacing w:after="80" w:before="0"/>
+      </w:pPr>
+      <w:r>
+        <w:rPr>
+          <w:b/>
+          <w:bCs/>
+        </w:rPr>
+        <w:t xml:space="preserve">7. Which of these is a statistical question?</w:t>
+      </w:r>
+    </w:p>
+    <w:p>
+      <w:pPr>
+        <w:spacing w:after="40" w:before="0"/>
+      </w:pPr>
+      <w:r>
+        <w:t xml:space="preserve">     A. What time is it right now?</w:t>
+      </w:r>
+    </w:p>
+    <w:p>
+      <w:pPr>
+        <w:spacing w:after="40" w:before="0"/>
+      </w:pPr>
+      <w:r>
+        <w:t xml:space="preserve">     B. How tall are the students in my class?</w:t>
+      </w:r>
+    </w:p>
+    <w:p>
+      <w:pPr>
+        <w:spacing w:after="40" w:before="0"/>
+      </w:pPr>
+      <w:r>
+        <w:t xml:space="preserve">     C. What is my shoe size?</w:t>
+      </w:r>
+    </w:p>
+    <w:p>
+      <w:pPr>
+        <w:spacing w:after="40" w:before="0"/>
+      </w:pPr>
+      <w:r>
+        <w:t xml:space="preserve">     D. What is 7 × 8?</w:t>
+      </w:r>
+    </w:p>
+    <w:p>
+      <w:pPr>
+        <w:spacing w:after="60" w:before="120"/>
+      </w:pPr>
+      <w:r>
+        <w:rPr>
+          <w:color w:val="BBBBBB"/>
+        </w:rPr>
+        <w:t xml:space="preserve">______________________________________________________________________</w:t>
+      </w:r>
+    </w:p>
+    <w:p>
+      <w:pPr>
+        <w:spacing w:after="80" w:before="0"/>
+      </w:pPr>
+      <w:r>
+        <w:rPr>
+          <w:b/>
+          <w:bCs/>
+        </w:rPr>
+        <w:t xml:space="preserve">8. Which of these would collect data that VARIES (making it a statistical question)?</w:t>
+      </w:r>
+    </w:p>
+    <w:p>
+      <w:pPr>
+        <w:spacing w:after="40" w:before="0"/>
+      </w:pPr>
+      <w:r>
+        <w:t xml:space="preserve">     A. How many days are in one week?</w:t>
+      </w:r>
+    </w:p>
+    <w:p>
+      <w:pPr>
+        <w:spacing w:after="40" w:before="0"/>
+      </w:pPr>
+      <w:r>
+        <w:t xml:space="preserve">     B. How many siblings does each student in the class have?</w:t>
+      </w:r>
+    </w:p>
+    <w:p>
+      <w:pPr>
+        <w:spacing w:after="40" w:before="0"/>
+      </w:pPr>
+      <w:r>
+        <w:t xml:space="preserve">     C. How many minutes are in one hour?</w:t>
+      </w:r>
+    </w:p>
+    <w:p>
+      <w:pPr>
+        <w:spacing w:after="40" w:before="0"/>
+      </w:pPr>
+      <w:r>
+        <w:t xml:space="preserve">     D. What is 12 + 12?</w:t>
+      </w:r>
+    </w:p>
+    <w:p>
+      <w:pPr>
+        <w:spacing w:after="60" w:before="120"/>
+      </w:pPr>
+      <w:r>
+        <w:rPr>
+          <w:color w:val="BBBBBB"/>
+        </w:rPr>
+        <w:t xml:space="preserve">______________________________________________________________________</w:t>
+      </w:r>
+    </w:p>
+    <w:p>
+      <w:pPr>
+        <w:spacing w:after="80" w:before="0"/>
+      </w:pPr>
+      <w:r>
+        <w:rPr>
+          <w:b/>
+          <w:bCs/>
+        </w:rPr>
+        <w:t xml:space="preserve">9. Drag each scouting question into the right bin. A statistical question expects answers that VARY from player to player; a non-statistical question has one fixed answer.</w:t>
+      </w:r>
+    </w:p>
+    <w:p>
+      <w:pPr>
+        <w:spacing w:after="80" w:before="0"/>
+      </w:pPr>
+      <w:r>
+        <w:rPr>
+          <w:i/>
+          <w:iCs/>
+        </w:rPr>
+        <w:t xml:space="preserve">Groups: Statistical   |   Not Statistical</w:t>
+      </w:r>
+    </w:p>
+    <w:p>
+      <w:pPr>
+        <w:spacing w:after="40" w:before="0"/>
+      </w:pPr>
+      <w:r>
+        <w:t xml:space="preserve">   • How many push-ups can each player on the team do in one minute?   → __________________</w:t>
+      </w:r>
+    </w:p>
+    <w:p>
+      <w:pPr>
+        <w:spacing w:after="40" w:before="0"/>
+      </w:pPr>
+      <w:r>
+        <w:t xml:space="preserve">   • How many points does each starter average per game?   → __________________</w:t>
+      </w:r>
+    </w:p>
+    <w:p>
+      <w:pPr>
+        <w:spacing w:after="40" w:before="0"/>
+      </w:pPr>
+      <w:r>
+        <w:t xml:space="preserve">   • How many seconds does each player take to sprint the court?   → __________________</w:t>
+      </w:r>
+    </w:p>
+    <w:p>
+      <w:pPr>
+        <w:spacing w:after="40" w:before="0"/>
+      </w:pPr>
+      <w:r>
+        <w:t xml:space="preserve">   • How many free throws did each teammate make in practice?   → __________________</w:t>
+      </w:r>
+    </w:p>
+    <w:p>
+      <w:pPr>
+        <w:spacing w:after="40" w:before="0"/>
+      </w:pPr>
+      <w:r>
+        <w:t xml:space="preserve">   • How many players are allowed on the court at once?   → __________________</w:t>
+      </w:r>
+    </w:p>
+    <w:p>
+      <w:pPr>
+        <w:spacing w:after="40" w:before="0"/>
+      </w:pPr>
+      <w:r>
+        <w:t xml:space="preserve">   • What is the diameter of an official basketball hoop?   → __________________</w:t>
+      </w:r>
+    </w:p>
+    <w:p>
+      <w:pPr>
+        <w:spacing w:after="40" w:before="0"/>
+      </w:pPr>
+      <w:r>
+        <w:t xml:space="preserve">   • How many quarters are played in one game?   → __________________</w:t>
+      </w:r>
+    </w:p>
+    <w:p>
+      <w:pPr>
+        <w:spacing w:after="60" w:before="120"/>
+      </w:pPr>
+      <w:r>
+        <w:rPr>
+          <w:color w:val="BBBBBB"/>
+        </w:rPr>
+        <w:t xml:space="preserve">______________________________________________________________________</w:t>
+      </w:r>
+    </w:p>
+    <w:p>
+      <w:pPr>
+        <w:spacing w:after="80" w:before="0"/>
+      </w:pPr>
+      <w:r>
+        <w:rPr>
+          <w:b/>
+          <w:bCs/>
+        </w:rPr>
+        <w:t xml:space="preserve">10. The team analyst writes four questions for the scouting report. Which one is a statistical question?</w:t>
+      </w:r>
+    </w:p>
+    <w:p>
+      <w:pPr>
+        <w:spacing w:after="40" w:before="0"/>
+      </w:pPr>
+      <w:r>
+        <w:t xml:space="preserve">     A. How many rebounds does each player grab per game?</w:t>
+      </w:r>
+    </w:p>
+    <w:p>
+      <w:pPr>
+        <w:spacing w:after="40" w:before="0"/>
+      </w:pPr>
+      <w:r>
+        <w:t xml:space="preserve">     B. How many points is a single free throw worth?</w:t>
+      </w:r>
+    </w:p>
+    <w:p>
+      <w:pPr>
+        <w:spacing w:after="40" w:before="0"/>
+      </w:pPr>
+      <w:r>
+        <w:t xml:space="preserve">     C. What is the height of the basketball rim?</w:t>
+      </w:r>
+    </w:p>
+    <w:p>
+      <w:pPr>
+        <w:spacing w:after="40" w:before="0"/>
+      </w:pPr>
+      <w:r>
+        <w:t xml:space="preserve">     D. How many timeouts does each team get per half?</w:t>
+      </w:r>
+    </w:p>
+    <w:p>
+      <w:pPr>
+        <w:spacing w:after="60" w:before="120"/>
+      </w:pPr>
+      <w:r>
+        <w:rPr>
+          <w:color w:val="BBBBBB"/>
+        </w:rPr>
+        <w:t xml:space="preserve">______________________________________________________________________</w:t>
+      </w:r>
+    </w:p>
+    <w:p>
       <w:r>
         <w:br w:type="page"/>
       </w:r>
@@ -1379,7 +1228,7 @@
           <w:b/>
           <w:bCs/>
         </w:rPr>
-        <w:t xml:space="preserve">1. A. How many 1/4-size pieces fit into 3</w:t>
+        <w:t xml:space="preserve">1. A. How many points did each player score this season?</w:t>
       </w:r>
     </w:p>
     <w:p>
@@ -1387,7 +1236,7 @@
         <w:spacing w:after="20" w:before="0"/>
       </w:pPr>
       <w:r>
-        <w:t xml:space="preserve">     3 ÷ 1/4 asks: how many 1/4-size pieces fit into 3? The answer is 12, because each whole has 4 fourths, and 3 × 4 = 12.</w:t>
+        <w:t xml:space="preserve">     "How many points did each player score?" is statistical because different players will have different scores — there is variability in the data.</w:t>
       </w:r>
     </w:p>
     <w:p>
@@ -1399,19 +1248,19 @@
           <w:i/>
           <w:iCs/>
         </w:rPr>
-        <w:t xml:space="preserve">     Watch for: A common mistake in Interpret Division of Fractions is assuming that dividing always makes the answer smaller. For 4 ÷ 1/3, students reason 'dividing shrinks the number' and compute 4 ÷ 3 ≈ 1.3 instead of asking how many 1/3-foot pieces fit into 4 feet (each whole foot holds 3 thirds, so 4 × 3 = 12). Before you submit, check: if the divisor is a fraction smaller than 1, the quotient must be BIGGER than the dividend, not smaller.</w:t>
-      </w:r>
-    </w:p>
-    <w:p>
-      <w:pPr>
-        <w:spacing w:after="40" w:before="0"/>
-      </w:pPr>
-      <w:r>
-        <w:rPr>
-          <w:b/>
-          <w:bCs/>
-        </w:rPr>
-        <w:t xml:space="preserve">2. A. 2 ÷ 1/3</w:t>
+        <w:t xml:space="preserve">     Watch for: A common mistake in Statistical Questions and Data is judging a question by its topic or its numbers instead of its variability. Students see a question about ONE player, ONE game, or ONE fixed fact — like "How many points does the team need to win a game?" — and call it statistical just because it has a number or is about sports. Or they see a question about a single player's whole season, like "How many touchdowns did the quarterback throw this season?", and call it NOT statistical because only one player is named, forgetting that a season covers many games with a different result each time. Both errors skip the real test: will the answers actually differ from case to case (game to game, player to player)? If yes, it is a statistical question; if there is one fixed answer, it is not.</w:t>
+      </w:r>
+    </w:p>
+    <w:p>
+      <w:pPr>
+        <w:spacing w:after="40" w:before="0"/>
+      </w:pPr>
+      <w:r>
+        <w:rPr>
+          <w:b/>
+          <w:bCs/>
+        </w:rPr>
+        <w:t xml:space="preserve">2. A. How many innings are in a baseball game?</w:t>
       </w:r>
     </w:p>
     <w:p>
@@ -1419,7 +1268,7 @@
         <w:spacing w:after="20" w:before="0"/>
       </w:pPr>
       <w:r>
-        <w:t xml:space="preserve">     Finding how many 1/3-size pieces fit into 2 is represented by 2 ÷ 1/3. The answer is 6.</w:t>
+        <w:t xml:space="preserve">     "How many innings are in a baseball game?" has one fixed answer (9) — no variability. The other questions all produce different answers for different people.</w:t>
       </w:r>
     </w:p>
     <w:p>
@@ -1431,19 +1280,19 @@
           <w:i/>
           <w:iCs/>
         </w:rPr>
-        <w:t xml:space="preserve">     Watch for: A common mistake in Interpret Division of Fractions is assuming that dividing always makes the answer smaller. For 4 ÷ 1/3, students reason 'dividing shrinks the number' and compute 4 ÷ 3 ≈ 1.3 instead of asking how many 1/3-foot pieces fit into 4 feet (each whole foot holds 3 thirds, so 4 × 3 = 12). Before you submit, check: if the divisor is a fraction smaller than 1, the quotient must be BIGGER than the dividend, not smaller.</w:t>
-      </w:r>
-    </w:p>
-    <w:p>
-      <w:pPr>
-        <w:spacing w:after="40" w:before="0"/>
-      </w:pPr>
-      <w:r>
-        <w:rPr>
-          <w:b/>
-          <w:bCs/>
-        </w:rPr>
-        <w:t xml:space="preserve">3. Matches:</w:t>
+        <w:t xml:space="preserve">     Watch for: A common mistake in Statistical Questions and Data is judging a question by its topic or its numbers instead of its variability. Students see a question about ONE player, ONE game, or ONE fixed fact — like "How many points does the team need to win a game?" — and call it statistical just because it has a number or is about sports. Or they see a question about a single player's whole season, like "How many touchdowns did the quarterback throw this season?", and call it NOT statistical because only one player is named, forgetting that a season covers many games with a different result each time. Both errors skip the real test: will the answers actually differ from case to case (game to game, player to player)? If yes, it is a statistical question; if there is one fixed answer, it is not.</w:t>
+      </w:r>
+    </w:p>
+    <w:p>
+      <w:pPr>
+        <w:spacing w:after="40" w:before="0"/>
+      </w:pPr>
+      <w:r>
+        <w:rPr>
+          <w:b/>
+          <w:bCs/>
+        </w:rPr>
+        <w:t xml:space="preserve">3. A. Because the answers will vary from athlete to athlete</w:t>
       </w:r>
     </w:p>
     <w:p>
@@ -1451,75 +1300,7 @@
         <w:spacing w:after="20" w:before="0"/>
       </w:pPr>
       <w:r>
-        <w:t xml:space="preserve">     5 ÷ 1/2 → 10</w:t>
-      </w:r>
-    </w:p>
-    <w:p>
-      <w:pPr>
-        <w:spacing w:after="20" w:before="0"/>
-      </w:pPr>
-      <w:r>
-        <w:t xml:space="preserve">     6 ÷ 1/3 → 18</w:t>
-      </w:r>
-    </w:p>
-    <w:p>
-      <w:pPr>
-        <w:spacing w:after="20" w:before="0"/>
-      </w:pPr>
-      <w:r>
-        <w:t xml:space="preserve">     2 ÷ 1/6 → 12</w:t>
-      </w:r>
-    </w:p>
-    <w:p>
-      <w:pPr>
-        <w:spacing w:after="20" w:before="0"/>
-      </w:pPr>
-      <w:r>
-        <w:t xml:space="preserve">     4 ÷ 1/4 → 16</w:t>
-      </w:r>
-    </w:p>
-    <w:p>
-      <w:pPr>
-        <w:spacing w:after="20" w:before="0"/>
-      </w:pPr>
-      <w:r>
-        <w:t xml:space="preserve">     3 ÷ 1/5 → 15</w:t>
-      </w:r>
-    </w:p>
-    <w:p>
-      <w:pPr>
-        <w:spacing w:after="20" w:before="0"/>
-      </w:pPr>
-      <w:r>
-        <w:t xml:space="preserve">     7 ÷ 1/2 → 14</w:t>
-      </w:r>
-    </w:p>
-    <w:p>
-      <w:pPr>
-        <w:spacing w:after="40" w:before="0"/>
-      </w:pPr>
-      <w:r>
-        <w:t xml:space="preserve"/>
-      </w:r>
-    </w:p>
-    <w:p>
-      <w:pPr>
-        <w:spacing w:after="40" w:before="0"/>
-      </w:pPr>
-      <w:r>
-        <w:rPr>
-          <w:b/>
-          <w:bCs/>
-        </w:rPr>
-        <w:t xml:space="preserve">4. A. 5 ÷ 1/4 = 20 books</w:t>
-      </w:r>
-    </w:p>
-    <w:p>
-      <w:pPr>
-        <w:spacing w:after="20" w:before="0"/>
-      </w:pPr>
-      <w:r>
-        <w:t xml:space="preserve">     You are finding how many 1/4-foot pieces fit into 5 feet, which is 5 ÷ 1/4 = 5 × 4 = 20 books.</w:t>
+        <w:t xml:space="preserve">     A statistical question anticipates variability. Different athletes sleep different amounts, so the data collected will vary.</w:t>
       </w:r>
     </w:p>
     <w:p>
@@ -1531,19 +1312,67 @@
           <w:i/>
           <w:iCs/>
         </w:rPr>
-        <w:t xml:space="preserve">     Watch for: A common mistake in Interpret Division of Fractions is assuming that dividing always makes the answer smaller. For 4 ÷ 1/3, students reason 'dividing shrinks the number' and compute 4 ÷ 3 ≈ 1.3 instead of asking how many 1/3-foot pieces fit into 4 feet (each whole foot holds 3 thirds, so 4 × 3 = 12). Before you submit, check: if the divisor is a fraction smaller than 1, the quotient must be BIGGER than the dividend, not smaller.</w:t>
-      </w:r>
-    </w:p>
-    <w:p>
-      <w:pPr>
-        <w:spacing w:after="40" w:before="0"/>
-      </w:pPr>
-      <w:r>
-        <w:rPr>
-          <w:b/>
-          <w:bCs/>
-        </w:rPr>
-        <w:t xml:space="preserve">5. onLevel — Spot the Common Mistake</w:t>
+        <w:t xml:space="preserve">     Watch for: A common mistake in Statistical Questions and Data is judging a question by its topic or its numbers instead of its variability. Students see a question about ONE player, ONE game, or ONE fixed fact — like "How many points does the team need to win a game?" — and call it statistical just because it has a number or is about sports. Or they see a question about a single player's whole season, like "How many touchdowns did the quarterback throw this season?", and call it NOT statistical because only one player is named, forgetting that a season covers many games with a different result each time. Both errors skip the real test: will the answers actually differ from case to case (game to game, player to player)? If yes, it is a statistical question; if there is one fixed answer, it is not.</w:t>
+      </w:r>
+    </w:p>
+    <w:p>
+      <w:pPr>
+        <w:spacing w:after="40" w:before="0"/>
+      </w:pPr>
+      <w:r>
+        <w:rPr>
+          <w:b/>
+          <w:bCs/>
+        </w:rPr>
+        <w:t xml:space="preserve">4. Decide if each question is statistical and explain why.</w:t>
+      </w:r>
+    </w:p>
+    <w:p>
+      <w:pPr>
+        <w:spacing w:after="40" w:before="0"/>
+      </w:pPr>
+      <w:r>
+        <w:t xml:space="preserve">     (See completed table.)</w:t>
+      </w:r>
+    </w:p>
+    <w:p>
+      <w:pPr>
+        <w:spacing w:after="40" w:before="0"/>
+      </w:pPr>
+      <w:r>
+        <w:t xml:space="preserve"/>
+      </w:r>
+    </w:p>
+    <w:p>
+      <w:pPr>
+        <w:spacing w:after="40" w:before="0"/>
+      </w:pPr>
+      <w:r>
+        <w:rPr>
+          <w:b/>
+          <w:bCs/>
+        </w:rPr>
+        <w:t xml:space="preserve">5. Correct groups:</w:t>
+      </w:r>
+    </w:p>
+    <w:p>
+      <w:pPr>
+        <w:spacing w:after="40" w:before="0"/>
+      </w:pPr>
+      <w:r>
+        <w:t xml:space="preserve"/>
+      </w:r>
+    </w:p>
+    <w:p>
+      <w:pPr>
+        <w:spacing w:after="40" w:before="0"/>
+      </w:pPr>
+      <w:r>
+        <w:rPr>
+          <w:b/>
+          <w:bCs/>
+        </w:rPr>
+        <w:t xml:space="preserve">6. onLevel — Spot the Common Mistake</w:t>
       </w:r>
     </w:p>
     <w:p>
@@ -1551,7 +1380,7 @@
         <w:spacing w:after="20" w:before="0"/>
       </w:pPr>
       <w:r>
-        <w:t xml:space="preserve">     The mistake is in Step 2.</w:t>
+        <w:t xml:space="preserve">     The mistake is in Step 3.</w:t>
       </w:r>
     </w:p>
     <w:p>
@@ -1559,19 +1388,19 @@
         <w:spacing w:after="20" w:before="0"/>
       </w:pPr>
       <w:r>
-        <w:t xml:space="preserve">     Correct work: To divide, multiply by the reciprocal of the DIVISOR (1/5), not the dividend. The reciprocal of 1/5 is 5, so 6 ÷ 1/5 = 6 × 5 = 30 scoops.</w:t>
-      </w:r>
-    </w:p>
-    <w:p>
-      <w:pPr>
-        <w:spacing w:after="40" w:before="0"/>
-      </w:pPr>
-      <w:r>
-        <w:rPr>
-          <w:b/>
-          <w:bCs/>
-        </w:rPr>
-        <w:t xml:space="preserve">6. A. How many 1/3-foot pieces fit into 8 feet</w:t>
+        <w:t xml:space="preserve">     Correct work: The reason is wrong. Being about basketball or having a number does not make a question statistical. "How many points does the team need to win a game?" has one fixed answer — you only need to score more than the other team — so the answers do not vary. This is NOT a statistical question.</w:t>
+      </w:r>
+    </w:p>
+    <w:p>
+      <w:pPr>
+        <w:spacing w:after="40" w:before="0"/>
+      </w:pPr>
+      <w:r>
+        <w:rPr>
+          <w:b/>
+          <w:bCs/>
+        </w:rPr>
+        <w:t xml:space="preserve">7. B. How tall are the students in my class?</w:t>
       </w:r>
     </w:p>
     <w:p>
@@ -1579,7 +1408,7 @@
         <w:spacing w:after="20" w:before="0"/>
       </w:pPr>
       <w:r>
-        <w:t xml:space="preserve">     Dividing by 1/3 asks how many 1/3-foot pieces fit into 8 feet. Each foot holds 3 thirds, so 8 × 3 = 24 pieces.</w:t>
+        <w:t xml:space="preserve">     A statistical question anticipates variability — students' heights differ, so the data will vary.</w:t>
       </w:r>
     </w:p>
     <w:p>
@@ -1591,19 +1420,19 @@
           <w:i/>
           <w:iCs/>
         </w:rPr>
-        <w:t xml:space="preserve">     Watch for: A common mistake in Interpret Division of Fractions is assuming that dividing always makes the answer smaller. For 4 ÷ 1/3, students reason 'dividing shrinks the number' and compute 4 ÷ 3 ≈ 1.3 instead of asking how many 1/3-foot pieces fit into 4 feet (each whole foot holds 3 thirds, so 4 × 3 = 12). Before you submit, check: if the divisor is a fraction smaller than 1, the quotient must be BIGGER than the dividend, not smaller.</w:t>
-      </w:r>
-    </w:p>
-    <w:p>
-      <w:pPr>
-        <w:spacing w:after="40" w:before="0"/>
-      </w:pPr>
-      <w:r>
-        <w:rPr>
-          <w:b/>
-          <w:bCs/>
-        </w:rPr>
-        <w:t xml:space="preserve">7. A. 5 ÷ 1/6 = 30 slivers</w:t>
+        <w:t xml:space="preserve">     Watch for: A common mistake in Statistical Questions and Data is judging a question by its topic or its numbers instead of its variability. Students see a question about ONE player, ONE game, or ONE fixed fact — like "How many points does the team need to win a game?" — and call it statistical just because it has a number or is about sports. Or they see a question about a single player's whole season, like "How many touchdowns did the quarterback throw this season?", and call it NOT statistical because only one player is named, forgetting that a season covers many games with a different result each time. Both errors skip the real test: will the answers actually differ from case to case (game to game, player to player)? If yes, it is a statistical question; if there is one fixed answer, it is not.</w:t>
+      </w:r>
+    </w:p>
+    <w:p>
+      <w:pPr>
+        <w:spacing w:after="40" w:before="0"/>
+      </w:pPr>
+      <w:r>
+        <w:rPr>
+          <w:b/>
+          <w:bCs/>
+        </w:rPr>
+        <w:t xml:space="preserve">8. B. How many siblings does each student in the class have?</w:t>
       </w:r>
     </w:p>
     <w:p>
@@ -1611,7 +1440,7 @@
         <w:spacing w:after="20" w:before="0"/>
       </w:pPr>
       <w:r>
-        <w:t xml:space="preserve">     How many 1/6-inch slivers fit into 5 inches? Each inch holds 6 sixths, so 5 × 6 = 30 slivers.</w:t>
+        <w:t xml:space="preserve">     Number of siblings varies from student to student, so the collected data will vary — that makes it statistical. The others each have one fixed answer.</w:t>
       </w:r>
     </w:p>
     <w:p>
@@ -1623,19 +1452,19 @@
           <w:i/>
           <w:iCs/>
         </w:rPr>
-        <w:t xml:space="preserve">     Watch for: A common mistake in Interpret Division of Fractions is assuming that dividing always makes the answer smaller. For 4 ÷ 1/3, students reason 'dividing shrinks the number' and compute 4 ÷ 3 ≈ 1.3 instead of asking how many 1/3-foot pieces fit into 4 feet (each whole foot holds 3 thirds, so 4 × 3 = 12). Before you submit, check: if the divisor is a fraction smaller than 1, the quotient must be BIGGER than the dividend, not smaller.</w:t>
-      </w:r>
-    </w:p>
-    <w:p>
-      <w:pPr>
-        <w:spacing w:after="40" w:before="0"/>
-      </w:pPr>
-      <w:r>
-        <w:rPr>
-          <w:b/>
-          <w:bCs/>
-        </w:rPr>
-        <w:t xml:space="preserve">8. Matches:</w:t>
+        <w:t xml:space="preserve">     Watch for: A common mistake in Statistical Questions and Data is judging a question by its topic or its numbers instead of its variability. Students see a question about ONE player, ONE game, or ONE fixed fact — like "How many points does the team need to win a game?" — and call it statistical just because it has a number or is about sports. Or they see a question about a single player's whole season, like "How many touchdowns did the quarterback throw this season?", and call it NOT statistical because only one player is named, forgetting that a season covers many games with a different result each time. Both errors skip the real test: will the answers actually differ from case to case (game to game, player to player)? If yes, it is a statistical question; if there is one fixed answer, it is not.</w:t>
+      </w:r>
+    </w:p>
+    <w:p>
+      <w:pPr>
+        <w:spacing w:after="40" w:before="0"/>
+      </w:pPr>
+      <w:r>
+        <w:rPr>
+          <w:b/>
+          <w:bCs/>
+        </w:rPr>
+        <w:t xml:space="preserve">9. Correct groups:</w:t>
       </w:r>
     </w:p>
     <w:p>
@@ -1643,7 +1472,7 @@
         <w:spacing w:after="20" w:before="0"/>
       </w:pPr>
       <w:r>
-        <w:t xml:space="preserve">     A 9-yard trail of footprints is marked off in 1/3-yard steps. → 9 ÷ 1/3 = 27</w:t>
+        <w:t xml:space="preserve">     How many push-ups can each player on the team do in one minute? → Statistical</w:t>
       </w:r>
     </w:p>
     <w:p>
@@ -1651,7 +1480,7 @@
         <w:spacing w:after="20" w:before="0"/>
       </w:pPr>
       <w:r>
-        <w:t xml:space="preserve">     A 7-foot crime-scene barrier is taped into 1/4-foot zones. → 7 ÷ 1/4 = 28</w:t>
+        <w:t xml:space="preserve">     How many points does each starter average per game? → Statistical</w:t>
       </w:r>
     </w:p>
     <w:p>
@@ -1659,7 +1488,7 @@
         <w:spacing w:after="20" w:before="0"/>
       </w:pPr>
       <w:r>
-        <w:t xml:space="preserve">     A 10-cup batch of fingerprint powder is bottled in 1/2-cup jars. → 10 ÷ 1/2 = 20</w:t>
+        <w:t xml:space="preserve">     How many seconds does each player take to sprint the court? → Statistical</w:t>
       </w:r>
     </w:p>
     <w:p>
@@ -1667,7 +1496,7 @@
         <w:spacing w:after="20" w:before="0"/>
       </w:pPr>
       <w:r>
-        <w:t xml:space="preserve">     A 6-foot wire of evidence is cut into 1/6-foot samples. → 6 ÷ 1/6 = 36</w:t>
+        <w:t xml:space="preserve">     How many free throws did each teammate make in practice? → Statistical</w:t>
       </w:r>
     </w:p>
     <w:p>
@@ -1675,7 +1504,23 @@
         <w:spacing w:after="20" w:before="0"/>
       </w:pPr>
       <w:r>
-        <w:t xml:space="preserve">     An 8-meter surveillance reel is logged in 1/5-meter clips. → 8 ÷ 1/5 = 40</w:t>
+        <w:t xml:space="preserve">     How many players are allowed on the court at once? → Not Statistical</w:t>
+      </w:r>
+    </w:p>
+    <w:p>
+      <w:pPr>
+        <w:spacing w:after="20" w:before="0"/>
+      </w:pPr>
+      <w:r>
+        <w:t xml:space="preserve">     What is the diameter of an official basketball hoop? → Not Statistical</w:t>
+      </w:r>
+    </w:p>
+    <w:p>
+      <w:pPr>
+        <w:spacing w:after="20" w:before="0"/>
+      </w:pPr>
+      <w:r>
+        <w:t xml:space="preserve">     How many quarters are played in one game? → Not Statistical</w:t>
       </w:r>
     </w:p>
     <w:p>
@@ -1695,7 +1540,7 @@
           <w:b/>
           <w:bCs/>
         </w:rPr>
-        <w:t xml:space="preserve">9. Correct groups:</w:t>
+        <w:t xml:space="preserve">10. A. How many rebounds does each player grab per game?</w:t>
       </w:r>
     </w:p>
     <w:p>
@@ -1703,83 +1548,19 @@
         <w:spacing w:after="20" w:before="0"/>
       </w:pPr>
       <w:r>
-        <w:t xml:space="preserve">     How many 1/4-foot pieces fit into 9 feet of tape? (9 ÷ 1/4) → Asking: How Many Groups (Pieces)?</w:t>
-      </w:r>
-    </w:p>
-    <w:p>
-      <w:pPr>
-        <w:spacing w:after="20" w:before="0"/>
-      </w:pPr>
-      <w:r>
-        <w:t xml:space="preserve">     How many 1/3-yard steps fit into 9 yards of footprints? (9 ÷ 1/3) → Asking: How Many Groups (Pieces)?</w:t>
-      </w:r>
-    </w:p>
-    <w:p>
-      <w:pPr>
-        <w:spacing w:after="20" w:before="0"/>
-      </w:pPr>
-      <w:r>
-        <w:t xml:space="preserve">     How many 1/5-meter clips are in an 8-meter reel? (8 ÷ 1/5) → Asking: How Many Groups (Pieces)?</w:t>
-      </w:r>
-    </w:p>
-    <w:p>
-      <w:pPr>
-        <w:spacing w:after="20" w:before="0"/>
-      </w:pPr>
-      <w:r>
-        <w:t xml:space="preserve">     6 feet of wire shared equally among 3 agents — how long is each share? → Asking: How Big Is Each Share?</w:t>
-      </w:r>
-    </w:p>
-    <w:p>
-      <w:pPr>
-        <w:spacing w:after="20" w:before="0"/>
-      </w:pPr>
-      <w:r>
-        <w:t xml:space="preserve">     12 photos sorted equally into 4 case files — how many per file? → Asking: How Big Is Each Share?</w:t>
-      </w:r>
-    </w:p>
-    <w:p>
-      <w:pPr>
-        <w:spacing w:after="20" w:before="0"/>
-      </w:pPr>
-      <w:r>
-        <w:t xml:space="preserve">     20 minutes of footage split evenly across 5 suspects — how long is each clip? → Asking: How Big Is Each Share?</w:t>
-      </w:r>
-    </w:p>
-    <w:p>
-      <w:pPr>
-        <w:spacing w:after="40" w:before="0"/>
-      </w:pPr>
-      <w:r>
-        <w:t xml:space="preserve"/>
-      </w:r>
-    </w:p>
-    <w:p>
-      <w:pPr>
-        <w:spacing w:after="40" w:before="0"/>
-      </w:pPr>
-      <w:r>
-        <w:rPr>
-          <w:b/>
-          <w:bCs/>
-        </w:rPr>
-        <w:t xml:space="preserve">10. Level 2 Extension — Which Question Is Being Asked?</w:t>
-      </w:r>
-    </w:p>
-    <w:p>
-      <w:pPr>
-        <w:spacing w:after="20" w:before="0"/>
-      </w:pPr>
-      <w:r>
-        <w:t xml:space="preserve">     The mistake is in Step 2.</w:t>
-      </w:r>
-    </w:p>
-    <w:p>
-      <w:pPr>
-        <w:spacing w:after="20" w:before="0"/>
-      </w:pPr>
-      <w:r>
-        <w:t xml:space="preserve">     Correct work: The story asks 'how many 1/4-foot pieces fit into 9 feet,' so the dividend is the whole (9) and the divisor is the piece size (1/4): 9 ÷ 1/4. The detective swapped the dividend and divisor. The correct answer is 9 × 4 = 36 pieces.</w:t>
+        <w:t xml:space="preserve">     "How many rebounds does each player grab per game?" anticipates variability — different players grab different numbers of rebounds, so you must collect data. The other three each have one fixed answer.</w:t>
+      </w:r>
+    </w:p>
+    <w:p>
+      <w:pPr>
+        <w:spacing w:after="80" w:before="0"/>
+      </w:pPr>
+      <w:r>
+        <w:rPr>
+          <w:i/>
+          <w:iCs/>
+        </w:rPr>
+        <w:t xml:space="preserve">     Watch for: A common mistake in Statistical Questions and Data is judging a question by its topic or its numbers instead of its variability. Students see a question about ONE player, ONE game, or ONE fixed fact — like "How many points does the team need to win a game?" — and call it statistical just because it has a number or is about sports. Or they see a question about a single player's whole season, like "How many touchdowns did the quarterback throw this season?", and call it NOT statistical because only one player is named, forgetting that a season covers many games with a different result each time. Both errors skip the real test: will the answers actually differ from case to case (game to game, player to player)? If yes, it is a statistical question; if there is one fixed answer, it is not.</w:t>
       </w:r>
     </w:p>
     <w:sectPr>

--- a/lessons/2-1/homework.docx
+++ b/lessons/2-1/homework.docx
@@ -12,7 +12,7 @@
           <w:b/>
           <w:bCs/>
         </w:rPr>
-        <w:t xml:space="preserve">Statistical Questions and Data — Homework</w:t>
+        <w:t xml:space="preserve">Understand Statistical Questions — Homework</w:t>
       </w:r>
     </w:p>
     <w:p>
@@ -24,7 +24,7 @@
           <w:i/>
           <w:iCs/>
         </w:rPr>
-        <w:t xml:space="preserve">Lesson 8-1  •  Standard 6.DS.1</w:t>
+        <w:t xml:space="preserve">Lesson 2-1  •  Standard 6.DS.1</w:t>
       </w:r>
     </w:p>
     <w:p>
@@ -161,6 +161,69 @@
           <w:b/>
           <w:bCs/>
         </w:rPr>
+        <w:t xml:space="preserve">Statistical Questions and Data (Preguntas estadísticas y datos)</w:t>
+      </w:r>
+      <w:r>
+        <w:t xml:space="preserve"> — A statistical question expects varied answers that can be collected as data.</w:t>
+      </w:r>
+    </w:p>
+    <w:p>
+      <w:pPr>
+        <w:keepNext/>
+        <w:spacing w:after="20" w:before="80"/>
+        <w:jc w:val="center"/>
+      </w:pPr>
+      <w:r>
+        <w:drawing>
+          <wp:inline distT="0" distB="0" distL="0" distR="0">
+            <wp:extent cx="1047750" cy="790575"/>
+            <wp:effectExtent t="0" r="0" b="0" l="0"/>
+            <wp:docPr id="1" name="" descr="" title=""/>
+            <wp:cNvGraphicFramePr>
+              <a:graphicFrameLocks xmlns:a="http://schemas.openxmlformats.org/drawingml/2006/main" noChangeAspect="1"/>
+            </wp:cNvGraphicFramePr>
+            <a:graphic xmlns:a="http://schemas.openxmlformats.org/drawingml/2006/main">
+              <a:graphicData uri="http://schemas.openxmlformats.org/drawingml/2006/picture">
+                <pic:pic xmlns:pic="http://schemas.openxmlformats.org/drawingml/2006/picture">
+                  <pic:nvPicPr>
+                    <pic:cNvPr id="0" name="" descr=""/>
+                    <pic:cNvPicPr>
+                      <a:picLocks noChangeAspect="1" noChangeArrowheads="1"/>
+                    </pic:cNvPicPr>
+                  </pic:nvPicPr>
+                  <pic:blipFill>
+                    <a:blip r:embed="rId8" cstate="none"/>
+                    <a:srcRect/>
+                    <a:stretch>
+                      <a:fillRect/>
+                    </a:stretch>
+                  </pic:blipFill>
+                  <pic:spPr bwMode="auto">
+                    <a:xfrm>
+                      <a:off x="0" y="0"/>
+                      <a:ext cx="1047750" cy="790575"/>
+                    </a:xfrm>
+                    <a:prstGeom prst="rect">
+                      <a:avLst/>
+                    </a:prstGeom>
+                  </pic:spPr>
+                </pic:pic>
+              </a:graphicData>
+            </a:graphic>
+          </wp:inline>
+        </w:drawing>
+      </w:r>
+    </w:p>
+    <w:p>
+      <w:pPr>
+        <w:keepNext/>
+        <w:spacing w:after="120"/>
+      </w:pPr>
+      <w:r>
+        <w:rPr>
+          <w:b/>
+          <w:bCs/>
+        </w:rPr>
         <w:t xml:space="preserve">Statistical Question (Pregunta estadística)</w:t>
       </w:r>
       <w:r>
@@ -224,10 +287,10 @@
           <w:b/>
           <w:bCs/>
         </w:rPr>
-        <w:t xml:space="preserve">Data (Datos)</w:t>
-      </w:r>
-      <w:r>
-        <w:t xml:space="preserve"> — Facts and numbers you collect, like answers to a survey.</w:t>
+        <w:t xml:space="preserve">Non-statistical Question (Pregunta no estadística)</w:t>
+      </w:r>
+      <w:r>
+        <w:t xml:space="preserve"> — A question that has just one fixed answer that is the same no matter who you ask, so there is no data to collect.</w:t>
       </w:r>
     </w:p>
     <w:p>
@@ -287,10 +350,10 @@
           <w:b/>
           <w:bCs/>
         </w:rPr>
-        <w:t xml:space="preserve">Variability (Variabilidad)</w:t>
-      </w:r>
-      <w:r>
-        <w:t xml:space="preserve"> — How spread out the numbers are.</w:t>
+        <w:t xml:space="preserve">Data (Datos)</w:t>
+      </w:r>
+      <w:r>
+        <w:t xml:space="preserve"> — Facts and numbers you collect, like answers to a survey.</w:t>
       </w:r>
     </w:p>
     <w:p>
@@ -318,7 +381,7 @@
                     </pic:cNvPicPr>
                   </pic:nvPicPr>
                   <pic:blipFill>
-                    <a:blip r:embed="rId7" cstate="none"/>
+                    <a:blip r:embed="rId9" cstate="none"/>
                     <a:srcRect/>
                     <a:stretch>
                       <a:fillRect/>
@@ -350,10 +413,10 @@
           <w:b/>
           <w:bCs/>
         </w:rPr>
-        <w:t xml:space="preserve">Survey (Encuesta)</w:t>
-      </w:r>
-      <w:r>
-        <w:t xml:space="preserve"> — Collecting facts by asking people questions.</w:t>
+        <w:t xml:space="preserve">Variability (Variabilidad)</w:t>
+      </w:r>
+      <w:r>
+        <w:t xml:space="preserve"> — How spread out the numbers are.</w:t>
       </w:r>
     </w:p>
     <w:p>
@@ -381,7 +444,70 @@
                     </pic:cNvPicPr>
                   </pic:nvPicPr>
                   <pic:blipFill>
-                    <a:blip r:embed="rId9" cstate="none"/>
+                    <a:blip r:embed="rId8" cstate="none"/>
+                    <a:srcRect/>
+                    <a:stretch>
+                      <a:fillRect/>
+                    </a:stretch>
+                  </pic:blipFill>
+                  <pic:spPr bwMode="auto">
+                    <a:xfrm>
+                      <a:off x="0" y="0"/>
+                      <a:ext cx="1047750" cy="790575"/>
+                    </a:xfrm>
+                    <a:prstGeom prst="rect">
+                      <a:avLst/>
+                    </a:prstGeom>
+                  </pic:spPr>
+                </pic:pic>
+              </a:graphicData>
+            </a:graphic>
+          </wp:inline>
+        </w:drawing>
+      </w:r>
+    </w:p>
+    <w:p>
+      <w:pPr>
+        <w:keepNext/>
+        <w:spacing w:after="120"/>
+      </w:pPr>
+      <w:r>
+        <w:rPr>
+          <w:b/>
+          <w:bCs/>
+        </w:rPr>
+        <w:t xml:space="preserve">Survey (Encuesta)</w:t>
+      </w:r>
+      <w:r>
+        <w:t xml:space="preserve"> — Collecting facts by asking people questions.</w:t>
+      </w:r>
+    </w:p>
+    <w:p>
+      <w:pPr>
+        <w:keepNext/>
+        <w:spacing w:after="20" w:before="80"/>
+        <w:jc w:val="center"/>
+      </w:pPr>
+      <w:r>
+        <w:drawing>
+          <wp:inline distT="0" distB="0" distL="0" distR="0">
+            <wp:extent cx="1047750" cy="790575"/>
+            <wp:effectExtent t="0" r="0" b="0" l="0"/>
+            <wp:docPr id="1" name="" descr="" title=""/>
+            <wp:cNvGraphicFramePr>
+              <a:graphicFrameLocks xmlns:a="http://schemas.openxmlformats.org/drawingml/2006/main" noChangeAspect="1"/>
+            </wp:cNvGraphicFramePr>
+            <a:graphic xmlns:a="http://schemas.openxmlformats.org/drawingml/2006/main">
+              <a:graphicData uri="http://schemas.openxmlformats.org/drawingml/2006/picture">
+                <pic:pic xmlns:pic="http://schemas.openxmlformats.org/drawingml/2006/picture">
+                  <pic:nvPicPr>
+                    <pic:cNvPr id="0" name="" descr=""/>
+                    <pic:cNvPicPr>
+                      <a:picLocks noChangeAspect="1" noChangeArrowheads="1"/>
+                    </pic:cNvPicPr>
+                  </pic:nvPicPr>
+                  <pic:blipFill>
+                    <a:blip r:embed="rId10" cstate="none"/>
                     <a:srcRect/>
                     <a:stretch>
                       <a:fillRect/>
@@ -873,7 +999,7 @@
           <w:b/>
           <w:bCs/>
         </w:rPr>
-        <w:t xml:space="preserve">6. onLevel — Spot the Common Mistake</w:t>
+        <w:t xml:space="preserve">6. Spot the Common Mistake</w:t>
       </w:r>
     </w:p>
     <w:p>
@@ -1372,7 +1498,7 @@
           <w:b/>
           <w:bCs/>
         </w:rPr>
-        <w:t xml:space="preserve">6. onLevel — Spot the Common Mistake</w:t>
+        <w:t xml:space="preserve">6. Spot the Common Mistake</w:t>
       </w:r>
     </w:p>
     <w:p>
@@ -1389,6 +1515,14 @@
       </w:pPr>
       <w:r>
         <w:t xml:space="preserve">     Correct work: The reason is wrong. Being about basketball or having a number does not make a question statistical. "How many points does the team need to win a game?" has one fixed answer — you only need to score more than the other team — so the answers do not vary. This is NOT a statistical question.</w:t>
+      </w:r>
+    </w:p>
+    <w:p>
+      <w:pPr>
+        <w:spacing w:after="80" w:before="0"/>
+      </w:pPr>
+      <w:r>
+        <w:t xml:space="preserve">     Watch for: The reasoning step says a basketball topic and a numerical answer make a question statistical, but neither one does. The points needed to win has a single fixed answer — more than the other team — so nothing varies, and the question is not statistical.</w:t>
       </w:r>
     </w:p>
     <w:p>
